--- a/插件详细手册/17.主菜单/多层组合装饰（个体装饰）.docx
+++ b/插件详细手册/17.主菜单/多层组合装饰（个体装饰）.docx
@@ -757,6 +757,7 @@
                 </w:rPr>
                 <w:t>/</w:t>
               </w:r>
+              <w:proofErr w:type="gramStart"/>
               <w:r>
                 <w:rPr>
                   <w:rStyle w:val="a4"/>
@@ -766,6 +767,7 @@
                 </w:rPr>
                 <w:t>堆叠级</w:t>
               </w:r>
+              <w:proofErr w:type="gramEnd"/>
             </w:hyperlink>
             <w:r>
               <w:rPr>
@@ -1468,6 +1470,7 @@
                 <w:szCs w:val="18"/>
               </w:rPr>
             </w:pPr>
+            <w:proofErr w:type="spellStart"/>
             <w:r>
               <w:rPr>
                 <w:rFonts w:ascii="微软雅黑" w:eastAsia="微软雅黑" w:hAnsi="微软雅黑"/>
@@ -1495,6 +1498,7 @@
               </w:rPr>
               <w:t>Background</w:t>
             </w:r>
+            <w:proofErr w:type="spellEnd"/>
           </w:p>
           <w:p>
             <w:pPr>
@@ -1549,6 +1553,7 @@
                 <w:szCs w:val="18"/>
               </w:rPr>
             </w:pPr>
+            <w:proofErr w:type="spellStart"/>
             <w:r>
               <w:rPr>
                 <w:rFonts w:ascii="微软雅黑" w:eastAsia="微软雅黑" w:hAnsi="微软雅黑"/>
@@ -1558,6 +1563,7 @@
               </w:rPr>
               <w:t>Drill_MenuBackground</w:t>
             </w:r>
+            <w:proofErr w:type="spellEnd"/>
           </w:p>
           <w:p>
             <w:pPr>
@@ -1612,6 +1618,7 @@
                 <w:szCs w:val="18"/>
               </w:rPr>
             </w:pPr>
+            <w:proofErr w:type="spellStart"/>
             <w:r>
               <w:rPr>
                 <w:rFonts w:ascii="微软雅黑" w:eastAsia="微软雅黑" w:hAnsi="微软雅黑"/>
@@ -1621,6 +1628,7 @@
               </w:rPr>
               <w:t>Drill_LayerGround</w:t>
             </w:r>
+            <w:proofErr w:type="spellEnd"/>
           </w:p>
           <w:p>
             <w:pPr>
@@ -1666,6 +1674,7 @@
                 <w:szCs w:val="18"/>
               </w:rPr>
             </w:pPr>
+            <w:proofErr w:type="spellStart"/>
             <w:r>
               <w:rPr>
                 <w:rFonts w:ascii="微软雅黑" w:eastAsia="微软雅黑" w:hAnsi="微软雅黑"/>
@@ -1675,6 +1684,7 @@
               </w:rPr>
               <w:t>Drill_BattleBackground</w:t>
             </w:r>
+            <w:proofErr w:type="spellEnd"/>
           </w:p>
           <w:p>
             <w:pPr>
@@ -1721,6 +1731,7 @@
                 <w:szCs w:val="15"/>
               </w:rPr>
             </w:pPr>
+            <w:proofErr w:type="spellStart"/>
             <w:r>
               <w:rPr>
                 <w:rFonts w:ascii="微软雅黑" w:eastAsia="微软雅黑" w:hAnsi="微软雅黑" w:hint="eastAsia"/>
@@ -1731,6 +1742,7 @@
               </w:rPr>
               <w:t>Drill_HtmlDynamicSnapshotBackground</w:t>
             </w:r>
+            <w:proofErr w:type="spellEnd"/>
           </w:p>
           <w:p>
             <w:pPr>
@@ -1812,6 +1824,7 @@
                 <w:szCs w:val="18"/>
               </w:rPr>
             </w:pPr>
+            <w:proofErr w:type="spellStart"/>
             <w:r>
               <w:rPr>
                 <w:rFonts w:ascii="微软雅黑" w:eastAsia="微软雅黑" w:hAnsi="微软雅黑"/>
@@ -1839,6 +1852,7 @@
               </w:rPr>
               <w:t>Particles</w:t>
             </w:r>
+            <w:proofErr w:type="spellEnd"/>
           </w:p>
           <w:p>
             <w:pPr>
@@ -1884,6 +1898,7 @@
                 <w:szCs w:val="18"/>
               </w:rPr>
             </w:pPr>
+            <w:proofErr w:type="spellStart"/>
             <w:r>
               <w:rPr>
                 <w:rFonts w:ascii="微软雅黑" w:eastAsia="微软雅黑" w:hAnsi="微软雅黑"/>
@@ -1893,6 +1908,7 @@
               </w:rPr>
               <w:t>Drill_MenuParticles</w:t>
             </w:r>
+            <w:proofErr w:type="spellEnd"/>
           </w:p>
           <w:p>
             <w:pPr>
@@ -1938,6 +1954,7 @@
                 <w:szCs w:val="18"/>
               </w:rPr>
             </w:pPr>
+            <w:proofErr w:type="spellStart"/>
             <w:r>
               <w:rPr>
                 <w:rFonts w:ascii="微软雅黑" w:eastAsia="微软雅黑" w:hAnsi="微软雅黑"/>
@@ -1956,6 +1973,7 @@
               </w:rPr>
               <w:t>Particle</w:t>
             </w:r>
+            <w:proofErr w:type="spellEnd"/>
           </w:p>
           <w:p>
             <w:pPr>
@@ -2010,6 +2028,7 @@
                 <w:szCs w:val="18"/>
               </w:rPr>
             </w:pPr>
+            <w:proofErr w:type="spellStart"/>
             <w:r>
               <w:rPr>
                 <w:rFonts w:ascii="微软雅黑" w:eastAsia="微软雅黑" w:hAnsi="微软雅黑"/>
@@ -2019,6 +2038,7 @@
               </w:rPr>
               <w:t>Drill_BattleParticle</w:t>
             </w:r>
+            <w:proofErr w:type="spellEnd"/>
           </w:p>
           <w:p>
             <w:pPr>
@@ -2138,6 +2158,7 @@
                 <w:szCs w:val="18"/>
               </w:rPr>
             </w:pPr>
+            <w:proofErr w:type="spellStart"/>
             <w:r>
               <w:rPr>
                 <w:rFonts w:ascii="微软雅黑" w:eastAsia="微软雅黑" w:hAnsi="微软雅黑"/>
@@ -2165,6 +2186,7 @@
               </w:rPr>
               <w:t>Circle</w:t>
             </w:r>
+            <w:proofErr w:type="spellEnd"/>
           </w:p>
           <w:p>
             <w:pPr>
@@ -2210,6 +2232,7 @@
                 <w:szCs w:val="18"/>
               </w:rPr>
             </w:pPr>
+            <w:proofErr w:type="spellStart"/>
             <w:r>
               <w:rPr>
                 <w:rFonts w:ascii="微软雅黑" w:eastAsia="微软雅黑" w:hAnsi="微软雅黑"/>
@@ -2219,6 +2242,7 @@
               </w:rPr>
               <w:t>Drill_MenuCircle</w:t>
             </w:r>
+            <w:proofErr w:type="spellEnd"/>
           </w:p>
           <w:p>
             <w:pPr>
@@ -2264,6 +2288,7 @@
                 <w:szCs w:val="18"/>
               </w:rPr>
             </w:pPr>
+            <w:proofErr w:type="spellStart"/>
             <w:r>
               <w:rPr>
                 <w:rFonts w:ascii="微软雅黑" w:eastAsia="微软雅黑" w:hAnsi="微软雅黑"/>
@@ -2273,6 +2298,7 @@
               </w:rPr>
               <w:t>Drill_LayerCircle</w:t>
             </w:r>
+            <w:proofErr w:type="spellEnd"/>
           </w:p>
           <w:p>
             <w:pPr>
@@ -2318,6 +2344,7 @@
                 <w:szCs w:val="18"/>
               </w:rPr>
             </w:pPr>
+            <w:proofErr w:type="spellStart"/>
             <w:r>
               <w:rPr>
                 <w:rFonts w:ascii="微软雅黑" w:eastAsia="微软雅黑" w:hAnsi="微软雅黑"/>
@@ -2336,6 +2363,7 @@
               </w:rPr>
               <w:t>Circle</w:t>
             </w:r>
+            <w:proofErr w:type="spellEnd"/>
           </w:p>
           <w:p>
             <w:pPr>
@@ -2382,6 +2410,7 @@
                 <w:szCs w:val="15"/>
               </w:rPr>
             </w:pPr>
+            <w:proofErr w:type="spellStart"/>
             <w:r>
               <w:rPr>
                 <w:rFonts w:ascii="微软雅黑" w:eastAsia="微软雅黑" w:hAnsi="微软雅黑" w:hint="eastAsia"/>
@@ -2392,6 +2421,7 @@
               </w:rPr>
               <w:t>Drill_HtmlDynamicSnapshotCircle</w:t>
             </w:r>
+            <w:proofErr w:type="spellEnd"/>
           </w:p>
           <w:p>
             <w:pPr>
@@ -2472,6 +2502,7 @@
                 <w:szCs w:val="18"/>
               </w:rPr>
             </w:pPr>
+            <w:proofErr w:type="spellStart"/>
             <w:r>
               <w:rPr>
                 <w:rFonts w:ascii="微软雅黑" w:eastAsia="微软雅黑" w:hAnsi="微软雅黑"/>
@@ -2490,6 +2521,7 @@
               </w:rPr>
               <w:t>TitleGIF</w:t>
             </w:r>
+            <w:proofErr w:type="spellEnd"/>
           </w:p>
           <w:p>
             <w:pPr>
@@ -2535,6 +2567,7 @@
                 <w:szCs w:val="18"/>
               </w:rPr>
             </w:pPr>
+            <w:proofErr w:type="spellStart"/>
             <w:r>
               <w:rPr>
                 <w:rFonts w:ascii="微软雅黑" w:eastAsia="微软雅黑" w:hAnsi="微软雅黑"/>
@@ -2553,6 +2586,7 @@
               </w:rPr>
               <w:t>GIF</w:t>
             </w:r>
+            <w:proofErr w:type="spellEnd"/>
           </w:p>
           <w:p>
             <w:pPr>
@@ -2598,6 +2632,7 @@
                 <w:szCs w:val="18"/>
               </w:rPr>
             </w:pPr>
+            <w:proofErr w:type="spellStart"/>
             <w:r>
               <w:rPr>
                 <w:rFonts w:ascii="微软雅黑" w:eastAsia="微软雅黑" w:hAnsi="微软雅黑"/>
@@ -2607,6 +2642,7 @@
               </w:rPr>
               <w:t>Drill_LayerGif</w:t>
             </w:r>
+            <w:proofErr w:type="spellEnd"/>
           </w:p>
           <w:p>
             <w:pPr>
@@ -2652,6 +2688,7 @@
                 <w:szCs w:val="18"/>
               </w:rPr>
             </w:pPr>
+            <w:proofErr w:type="spellStart"/>
             <w:r>
               <w:rPr>
                 <w:rFonts w:ascii="微软雅黑" w:eastAsia="微软雅黑" w:hAnsi="微软雅黑"/>
@@ -2670,6 +2707,7 @@
               </w:rPr>
               <w:t>GIF</w:t>
             </w:r>
+            <w:proofErr w:type="spellEnd"/>
           </w:p>
           <w:p>
             <w:pPr>
@@ -2716,6 +2754,7 @@
                 <w:szCs w:val="15"/>
               </w:rPr>
             </w:pPr>
+            <w:proofErr w:type="spellStart"/>
             <w:r>
               <w:rPr>
                 <w:rFonts w:ascii="微软雅黑" w:eastAsia="微软雅黑" w:hAnsi="微软雅黑" w:hint="eastAsia"/>
@@ -2736,6 +2775,7 @@
               </w:rPr>
               <w:t>Gif</w:t>
             </w:r>
+            <w:proofErr w:type="spellEnd"/>
           </w:p>
           <w:p>
             <w:pPr>
@@ -2825,6 +2865,7 @@
                 <w:szCs w:val="18"/>
               </w:rPr>
             </w:pPr>
+            <w:proofErr w:type="spellStart"/>
             <w:r>
               <w:rPr>
                 <w:rFonts w:ascii="微软雅黑" w:eastAsia="微软雅黑" w:hAnsi="微软雅黑"/>
@@ -2852,6 +2893,7 @@
               </w:rPr>
               <w:t>TiledGif</w:t>
             </w:r>
+            <w:proofErr w:type="spellEnd"/>
           </w:p>
           <w:p>
             <w:pPr>
@@ -2915,6 +2957,7 @@
                 <w:szCs w:val="18"/>
               </w:rPr>
             </w:pPr>
+            <w:proofErr w:type="spellStart"/>
             <w:r>
               <w:rPr>
                 <w:rFonts w:ascii="微软雅黑" w:eastAsia="微软雅黑" w:hAnsi="微软雅黑"/>
@@ -2924,6 +2967,7 @@
               </w:rPr>
               <w:t>Drill_MenuTiledGif</w:t>
             </w:r>
+            <w:proofErr w:type="spellEnd"/>
           </w:p>
           <w:p>
             <w:pPr>
@@ -2969,6 +3013,7 @@
                 <w:szCs w:val="18"/>
               </w:rPr>
             </w:pPr>
+            <w:proofErr w:type="spellStart"/>
             <w:r>
               <w:rPr>
                 <w:rFonts w:ascii="微软雅黑" w:eastAsia="微软雅黑" w:hAnsi="微软雅黑"/>
@@ -2978,6 +3023,7 @@
               </w:rPr>
               <w:t>Drill_LayerTiledGif</w:t>
             </w:r>
+            <w:proofErr w:type="spellEnd"/>
           </w:p>
           <w:p>
             <w:pPr>
@@ -3023,6 +3069,7 @@
                 <w:szCs w:val="18"/>
               </w:rPr>
             </w:pPr>
+            <w:proofErr w:type="spellStart"/>
             <w:r>
               <w:rPr>
                 <w:rFonts w:ascii="微软雅黑" w:eastAsia="微软雅黑" w:hAnsi="微软雅黑"/>
@@ -3050,6 +3097,7 @@
               </w:rPr>
               <w:t>TiledGif</w:t>
             </w:r>
+            <w:proofErr w:type="spellEnd"/>
           </w:p>
           <w:p>
             <w:pPr>
@@ -3096,6 +3144,7 @@
                 <w:szCs w:val="15"/>
               </w:rPr>
             </w:pPr>
+            <w:proofErr w:type="spellStart"/>
             <w:r>
               <w:rPr>
                 <w:rFonts w:ascii="微软雅黑" w:eastAsia="微软雅黑" w:hAnsi="微软雅黑" w:hint="eastAsia"/>
@@ -3116,6 +3165,7 @@
               </w:rPr>
               <w:t>TiledGif</w:t>
             </w:r>
+            <w:proofErr w:type="spellEnd"/>
           </w:p>
           <w:p>
             <w:pPr>
@@ -3205,6 +3255,7 @@
                 <w:szCs w:val="18"/>
               </w:rPr>
             </w:pPr>
+            <w:proofErr w:type="spellStart"/>
             <w:r>
               <w:rPr>
                 <w:rFonts w:ascii="微软雅黑" w:eastAsia="微软雅黑" w:hAnsi="微软雅黑"/>
@@ -3214,6 +3265,7 @@
               </w:rPr>
               <w:t>Drill_TitleVideo</w:t>
             </w:r>
+            <w:proofErr w:type="spellEnd"/>
           </w:p>
           <w:p>
             <w:pPr>
@@ -3259,6 +3311,7 @@
                 <w:szCs w:val="18"/>
               </w:rPr>
             </w:pPr>
+            <w:proofErr w:type="spellStart"/>
             <w:r>
               <w:rPr>
                 <w:rFonts w:ascii="微软雅黑" w:eastAsia="微软雅黑" w:hAnsi="微软雅黑"/>
@@ -3286,6 +3339,7 @@
               </w:rPr>
               <w:t>Video</w:t>
             </w:r>
+            <w:proofErr w:type="spellEnd"/>
           </w:p>
           <w:p>
             <w:pPr>
@@ -3372,7 +3426,29 @@
                 <w:sz w:val="18"/>
                 <w:szCs w:val="18"/>
               </w:rPr>
-              <w:t>(用处最低，还会卡顿)</w:t>
+              <w:t>(用处最低，还</w:t>
+            </w:r>
+            <w:proofErr w:type="gramStart"/>
+            <w:r>
+              <w:rPr>
+                <w:rFonts w:ascii="微软雅黑" w:eastAsia="微软雅黑" w:hAnsi="微软雅黑" w:hint="eastAsia"/>
+                <w:color w:val="A6A6A6" w:themeColor="background1" w:themeShade="A6"/>
+                <w:kern w:val="0"/>
+                <w:sz w:val="18"/>
+                <w:szCs w:val="18"/>
+              </w:rPr>
+              <w:t>会卡顿</w:t>
+            </w:r>
+            <w:proofErr w:type="gramEnd"/>
+            <w:r>
+              <w:rPr>
+                <w:rFonts w:ascii="微软雅黑" w:eastAsia="微软雅黑" w:hAnsi="微软雅黑" w:hint="eastAsia"/>
+                <w:color w:val="A6A6A6" w:themeColor="background1" w:themeShade="A6"/>
+                <w:kern w:val="0"/>
+                <w:sz w:val="18"/>
+                <w:szCs w:val="18"/>
+              </w:rPr>
+              <w:t>)</w:t>
             </w:r>
           </w:p>
         </w:tc>
@@ -3395,6 +3471,7 @@
                 <w:szCs w:val="18"/>
               </w:rPr>
             </w:pPr>
+            <w:proofErr w:type="spellStart"/>
             <w:r>
               <w:rPr>
                 <w:rFonts w:ascii="微软雅黑" w:eastAsia="微软雅黑" w:hAnsi="微软雅黑"/>
@@ -3402,7 +3479,17 @@
                 <w:sz w:val="18"/>
                 <w:szCs w:val="18"/>
               </w:rPr>
-              <w:t xml:space="preserve">Drill_BattleVideo </w:t>
+              <w:t>Drill_BattleVideo</w:t>
+            </w:r>
+            <w:proofErr w:type="spellEnd"/>
+            <w:r>
+              <w:rPr>
+                <w:rFonts w:ascii="微软雅黑" w:eastAsia="微软雅黑" w:hAnsi="微软雅黑"/>
+                <w:kern w:val="0"/>
+                <w:sz w:val="18"/>
+                <w:szCs w:val="18"/>
+              </w:rPr>
+              <w:t xml:space="preserve"> </w:t>
             </w:r>
           </w:p>
           <w:p>
@@ -3543,6 +3630,7 @@
                 <w:szCs w:val="18"/>
               </w:rPr>
             </w:pPr>
+            <w:proofErr w:type="spellStart"/>
             <w:r>
               <w:rPr>
                 <w:rFonts w:ascii="微软雅黑" w:eastAsia="微软雅黑" w:hAnsi="微软雅黑"/>
@@ -3552,6 +3640,7 @@
               </w:rPr>
               <w:t>Drill_MenuBackButton</w:t>
             </w:r>
+            <w:proofErr w:type="spellEnd"/>
           </w:p>
           <w:p>
             <w:pPr>
@@ -3597,6 +3686,7 @@
                 <w:szCs w:val="18"/>
               </w:rPr>
             </w:pPr>
+            <w:proofErr w:type="spellStart"/>
             <w:r>
               <w:rPr>
                 <w:rFonts w:ascii="微软雅黑" w:eastAsia="微软雅黑" w:hAnsi="微软雅黑"/>
@@ -3615,6 +3705,7 @@
               </w:rPr>
               <w:t>ParticleRain</w:t>
             </w:r>
+            <w:proofErr w:type="spellEnd"/>
           </w:p>
           <w:p>
             <w:pPr>
@@ -3700,6 +3791,7 @@
                 <w:szCs w:val="15"/>
               </w:rPr>
             </w:pPr>
+            <w:proofErr w:type="spellStart"/>
             <w:r>
               <w:rPr>
                 <w:rFonts w:ascii="微软雅黑" w:eastAsia="微软雅黑" w:hAnsi="微软雅黑" w:hint="eastAsia"/>
@@ -3710,6 +3802,7 @@
               </w:rPr>
               <w:t>Drill_HtmlDynamicSnapshotSprite</w:t>
             </w:r>
+            <w:proofErr w:type="spellEnd"/>
           </w:p>
           <w:p>
             <w:pPr>
@@ -4440,6 +4533,7 @@
                 <w:szCs w:val="18"/>
               </w:rPr>
             </w:pPr>
+            <w:proofErr w:type="spellStart"/>
             <w:r>
               <w:rPr>
                 <w:rFonts w:ascii="微软雅黑" w:eastAsia="微软雅黑" w:hAnsi="微软雅黑"/>
@@ -4467,6 +4561,7 @@
               </w:rPr>
               <w:t>nimationParticles</w:t>
             </w:r>
+            <w:proofErr w:type="spellEnd"/>
           </w:p>
           <w:p>
             <w:pPr>
@@ -4511,6 +4606,7 @@
                 <w:szCs w:val="18"/>
               </w:rPr>
             </w:pPr>
+            <w:proofErr w:type="spellStart"/>
             <w:r>
               <w:rPr>
                 <w:rFonts w:ascii="微软雅黑" w:eastAsia="微软雅黑" w:hAnsi="微软雅黑"/>
@@ -4520,6 +4616,7 @@
               </w:rPr>
               <w:t>Drill_EventFrameParticle</w:t>
             </w:r>
+            <w:proofErr w:type="spellEnd"/>
           </w:p>
           <w:p>
             <w:pPr>
@@ -4602,6 +4699,7 @@
                 <w:szCs w:val="18"/>
               </w:rPr>
             </w:pPr>
+            <w:proofErr w:type="spellStart"/>
             <w:r>
               <w:rPr>
                 <w:rFonts w:ascii="微软雅黑" w:eastAsia="微软雅黑" w:hAnsi="微软雅黑"/>
@@ -4611,6 +4709,7 @@
               </w:rPr>
               <w:t>MOG_AuraEffect</w:t>
             </w:r>
+            <w:proofErr w:type="spellEnd"/>
           </w:p>
           <w:p>
             <w:pPr>
@@ -4709,6 +4808,7 @@
                 <w:szCs w:val="18"/>
               </w:rPr>
             </w:pPr>
+            <w:proofErr w:type="spellStart"/>
             <w:r>
               <w:rPr>
                 <w:rFonts w:ascii="微软雅黑" w:eastAsia="微软雅黑" w:hAnsi="微软雅黑"/>
@@ -4745,6 +4845,7 @@
               </w:rPr>
               <w:t>Circle</w:t>
             </w:r>
+            <w:proofErr w:type="spellEnd"/>
           </w:p>
           <w:p>
             <w:pPr>
@@ -4789,6 +4890,7 @@
                 <w:szCs w:val="18"/>
               </w:rPr>
             </w:pPr>
+            <w:proofErr w:type="spellStart"/>
             <w:r>
               <w:rPr>
                 <w:rFonts w:ascii="微软雅黑" w:eastAsia="微软雅黑" w:hAnsi="微软雅黑"/>
@@ -4807,6 +4909,7 @@
               </w:rPr>
               <w:t>Circle</w:t>
             </w:r>
+            <w:proofErr w:type="spellEnd"/>
           </w:p>
           <w:p>
             <w:pPr>
@@ -4954,6 +5057,7 @@
                 <w:szCs w:val="18"/>
               </w:rPr>
             </w:pPr>
+            <w:proofErr w:type="spellStart"/>
             <w:r>
               <w:rPr>
                 <w:rFonts w:ascii="微软雅黑" w:eastAsia="微软雅黑" w:hAnsi="微软雅黑"/>
@@ -4990,6 +5094,7 @@
               </w:rPr>
               <w:t>GIF</w:t>
             </w:r>
+            <w:proofErr w:type="spellEnd"/>
           </w:p>
           <w:p>
             <w:pPr>
@@ -5034,6 +5139,7 @@
                 <w:szCs w:val="18"/>
               </w:rPr>
             </w:pPr>
+            <w:proofErr w:type="spellStart"/>
             <w:r>
               <w:rPr>
                 <w:rFonts w:ascii="微软雅黑" w:eastAsia="微软雅黑" w:hAnsi="微软雅黑"/>
@@ -5052,6 +5158,7 @@
               </w:rPr>
               <w:t>GIF</w:t>
             </w:r>
+            <w:proofErr w:type="spellEnd"/>
           </w:p>
           <w:p>
             <w:pPr>
@@ -5199,6 +5306,7 @@
                 <w:szCs w:val="18"/>
               </w:rPr>
             </w:pPr>
+            <w:proofErr w:type="spellStart"/>
             <w:r>
               <w:rPr>
                 <w:rFonts w:ascii="微软雅黑" w:eastAsia="微软雅黑" w:hAnsi="微软雅黑"/>
@@ -5235,6 +5343,7 @@
               </w:rPr>
               <w:t>Surround</w:t>
             </w:r>
+            <w:proofErr w:type="spellEnd"/>
           </w:p>
           <w:p>
             <w:pPr>
@@ -5288,6 +5397,7 @@
                 <w:szCs w:val="18"/>
               </w:rPr>
             </w:pPr>
+            <w:proofErr w:type="spellStart"/>
             <w:r>
               <w:rPr>
                 <w:rFonts w:ascii="微软雅黑" w:eastAsia="微软雅黑" w:hAnsi="微软雅黑"/>
@@ -5297,6 +5407,7 @@
               </w:rPr>
               <w:t>Drill_EventFrameSurround</w:t>
             </w:r>
+            <w:proofErr w:type="spellEnd"/>
           </w:p>
           <w:p>
             <w:pPr>
@@ -5400,7 +5511,8 @@
                 <w:rFonts w:ascii="微软雅黑" w:eastAsia="微软雅黑" w:hAnsi="微软雅黑" w:hint="eastAsia"/>
                 <w:bCs/>
                 <w:kern w:val="0"/>
-                <w:sz w:val="22"/>
+                <w:sz w:val="18"/>
+                <w:szCs w:val="18"/>
               </w:rPr>
             </w:pPr>
             <w:r>
@@ -5411,7 +5523,7 @@
                 <w:sz w:val="18"/>
                 <w:szCs w:val="18"/>
               </w:rPr>
-              <w:t>特殊</w:t>
+              <w:t>光泽板</w:t>
             </w:r>
           </w:p>
         </w:tc>
@@ -5428,7 +5540,7 @@
               <w:spacing w:line="276" w:lineRule="auto"/>
               <w:jc w:val="left"/>
               <w:rPr>
-                <w:rFonts w:ascii="微软雅黑" w:eastAsia="微软雅黑" w:hAnsi="微软雅黑" w:hint="eastAsia"/>
+                <w:rFonts w:ascii="微软雅黑" w:eastAsia="微软雅黑" w:hAnsi="微软雅黑"/>
                 <w:kern w:val="0"/>
                 <w:sz w:val="18"/>
                 <w:szCs w:val="18"/>
@@ -5441,7 +5553,7 @@
                 <w:sz w:val="18"/>
                 <w:szCs w:val="18"/>
               </w:rPr>
-              <w:t>无</w:t>
+              <w:t>暂无</w:t>
             </w:r>
           </w:p>
           <w:p>
@@ -5472,7 +5584,7 @@
               <w:spacing w:line="276" w:lineRule="auto"/>
               <w:jc w:val="left"/>
               <w:rPr>
-                <w:rFonts w:ascii="微软雅黑" w:eastAsia="微软雅黑" w:hAnsi="微软雅黑" w:hint="eastAsia"/>
+                <w:rFonts w:ascii="微软雅黑" w:eastAsia="微软雅黑" w:hAnsi="微软雅黑"/>
                 <w:kern w:val="0"/>
                 <w:sz w:val="18"/>
                 <w:szCs w:val="18"/>
@@ -5565,6 +5677,172 @@
               <w:rPr>
                 <w:rFonts w:ascii="微软雅黑" w:eastAsia="微软雅黑" w:hAnsi="微软雅黑" w:hint="eastAsia"/>
                 <w:bCs/>
+                <w:kern w:val="0"/>
+                <w:sz w:val="22"/>
+              </w:rPr>
+            </w:pPr>
+            <w:r>
+              <w:rPr>
+                <w:rFonts w:ascii="微软雅黑" w:eastAsia="微软雅黑" w:hAnsi="微软雅黑" w:hint="eastAsia"/>
+                <w:bCs/>
+                <w:kern w:val="0"/>
+                <w:sz w:val="18"/>
+                <w:szCs w:val="18"/>
+              </w:rPr>
+              <w:t>特殊</w:t>
+            </w:r>
+          </w:p>
+        </w:tc>
+        <w:tc>
+          <w:tcPr>
+            <w:tcW w:w="2352" w:type="dxa"/>
+            <w:vAlign w:val="center"/>
+          </w:tcPr>
+          <w:p>
+            <w:pPr>
+              <w:widowControl/>
+              <w:adjustRightInd w:val="0"/>
+              <w:snapToGrid w:val="0"/>
+              <w:spacing w:line="276" w:lineRule="auto"/>
+              <w:jc w:val="left"/>
+              <w:rPr>
+                <w:rFonts w:ascii="微软雅黑" w:eastAsia="微软雅黑" w:hAnsi="微软雅黑" w:hint="eastAsia"/>
+                <w:kern w:val="0"/>
+                <w:sz w:val="18"/>
+                <w:szCs w:val="18"/>
+              </w:rPr>
+            </w:pPr>
+            <w:r>
+              <w:rPr>
+                <w:rFonts w:ascii="微软雅黑" w:eastAsia="微软雅黑" w:hAnsi="微软雅黑" w:hint="eastAsia"/>
+                <w:kern w:val="0"/>
+                <w:sz w:val="18"/>
+                <w:szCs w:val="18"/>
+              </w:rPr>
+              <w:t>无</w:t>
+            </w:r>
+          </w:p>
+          <w:p>
+            <w:pPr>
+              <w:widowControl/>
+              <w:adjustRightInd w:val="0"/>
+              <w:snapToGrid w:val="0"/>
+              <w:spacing w:line="276" w:lineRule="auto"/>
+              <w:jc w:val="left"/>
+              <w:rPr>
+                <w:rFonts w:ascii="微软雅黑" w:eastAsia="微软雅黑" w:hAnsi="微软雅黑" w:hint="eastAsia"/>
+                <w:kern w:val="0"/>
+                <w:sz w:val="18"/>
+                <w:szCs w:val="18"/>
+              </w:rPr>
+            </w:pPr>
+          </w:p>
+        </w:tc>
+        <w:tc>
+          <w:tcPr>
+            <w:tcW w:w="2583" w:type="dxa"/>
+          </w:tcPr>
+          <w:p>
+            <w:pPr>
+              <w:widowControl/>
+              <w:adjustRightInd w:val="0"/>
+              <w:snapToGrid w:val="0"/>
+              <w:spacing w:line="276" w:lineRule="auto"/>
+              <w:jc w:val="left"/>
+              <w:rPr>
+                <w:rFonts w:ascii="微软雅黑" w:eastAsia="微软雅黑" w:hAnsi="微软雅黑" w:hint="eastAsia"/>
+                <w:kern w:val="0"/>
+                <w:sz w:val="18"/>
+                <w:szCs w:val="18"/>
+              </w:rPr>
+            </w:pPr>
+            <w:r>
+              <w:rPr>
+                <w:rFonts w:ascii="微软雅黑" w:eastAsia="微软雅黑" w:hAnsi="微软雅黑" w:hint="eastAsia"/>
+                <w:kern w:val="0"/>
+                <w:sz w:val="18"/>
+                <w:szCs w:val="18"/>
+              </w:rPr>
+              <w:t>暂无</w:t>
+            </w:r>
+          </w:p>
+        </w:tc>
+        <w:tc>
+          <w:tcPr>
+            <w:tcW w:w="2245" w:type="dxa"/>
+          </w:tcPr>
+          <w:p>
+            <w:pPr>
+              <w:widowControl/>
+              <w:adjustRightInd w:val="0"/>
+              <w:snapToGrid w:val="0"/>
+              <w:spacing w:line="276" w:lineRule="auto"/>
+              <w:jc w:val="left"/>
+              <w:rPr>
+                <w:rFonts w:ascii="微软雅黑" w:eastAsia="微软雅黑" w:hAnsi="微软雅黑" w:hint="eastAsia"/>
+                <w:kern w:val="0"/>
+                <w:sz w:val="18"/>
+                <w:szCs w:val="18"/>
+              </w:rPr>
+            </w:pPr>
+            <w:r>
+              <w:rPr>
+                <w:rFonts w:ascii="微软雅黑" w:eastAsia="微软雅黑" w:hAnsi="微软雅黑" w:hint="eastAsia"/>
+                <w:kern w:val="0"/>
+                <w:sz w:val="18"/>
+                <w:szCs w:val="18"/>
+              </w:rPr>
+              <w:t>暂无</w:t>
+            </w:r>
+          </w:p>
+        </w:tc>
+        <w:tc>
+          <w:tcPr>
+            <w:tcW w:w="2324" w:type="dxa"/>
+          </w:tcPr>
+          <w:p>
+            <w:pPr>
+              <w:widowControl/>
+              <w:adjustRightInd w:val="0"/>
+              <w:snapToGrid w:val="0"/>
+              <w:spacing w:line="276" w:lineRule="auto"/>
+              <w:jc w:val="left"/>
+              <w:rPr>
+                <w:rFonts w:ascii="微软雅黑" w:eastAsia="微软雅黑" w:hAnsi="微软雅黑" w:hint="eastAsia"/>
+                <w:kern w:val="0"/>
+                <w:sz w:val="18"/>
+                <w:szCs w:val="18"/>
+              </w:rPr>
+            </w:pPr>
+            <w:r>
+              <w:rPr>
+                <w:rFonts w:ascii="微软雅黑" w:eastAsia="微软雅黑" w:hAnsi="微软雅黑" w:hint="eastAsia"/>
+                <w:kern w:val="0"/>
+                <w:sz w:val="18"/>
+                <w:szCs w:val="18"/>
+              </w:rPr>
+              <w:t>暂无</w:t>
+            </w:r>
+          </w:p>
+        </w:tc>
+      </w:tr>
+      <w:tr>
+        <w:trPr>
+          <w:jc w:val="center"/>
+        </w:trPr>
+        <w:tc>
+          <w:tcPr>
+            <w:tcW w:w="1617" w:type="dxa"/>
+            <w:shd w:val="clear" w:color="auto" w:fill="D9D9D9" w:themeFill="background1" w:themeFillShade="D9"/>
+            <w:vAlign w:val="center"/>
+          </w:tcPr>
+          <w:p>
+            <w:pPr>
+              <w:spacing w:line="276" w:lineRule="auto"/>
+              <w:jc w:val="center"/>
+              <w:rPr>
+                <w:rFonts w:ascii="微软雅黑" w:eastAsia="微软雅黑" w:hAnsi="微软雅黑" w:hint="eastAsia"/>
+                <w:bCs/>
                 <w:strike/>
                 <w:kern w:val="0"/>
                 <w:sz w:val="18"/>
@@ -6044,6 +6322,7 @@
         </w:rPr>
         <w:t>gif</w:t>
       </w:r>
+      <w:proofErr w:type="gramStart"/>
       <w:r>
         <w:rPr>
           <w:rFonts w:ascii="Tahoma" w:eastAsia="微软雅黑" w:hAnsi="Tahoma" w:hint="eastAsia"/>
@@ -6051,7 +6330,17 @@
           <w:kern w:val="0"/>
           <w:sz w:val="22"/>
         </w:rPr>
-        <w:t>帧动画，那么多层</w:t>
+        <w:t>帧</w:t>
+      </w:r>
+      <w:proofErr w:type="gramEnd"/>
+      <w:r>
+        <w:rPr>
+          <w:rFonts w:ascii="Tahoma" w:eastAsia="微软雅黑" w:hAnsi="Tahoma" w:hint="eastAsia"/>
+          <w:color w:val="A6A6A6" w:themeColor="background1" w:themeShade="A6"/>
+          <w:kern w:val="0"/>
+          <w:sz w:val="22"/>
+        </w:rPr>
+        <w:t>动画，那么多层</w:t>
       </w:r>
       <w:r>
         <w:rPr>
@@ -6106,6 +6395,7 @@
           <w:kern w:val="0"/>
           <w:sz w:val="22"/>
         </w:rPr>
+        <w:lastRenderedPageBreak/>
         <w:br w:type="page"/>
       </w:r>
     </w:p>
@@ -6220,7 +6510,7 @@
           <v:shape id="_x0000_i1025" type="#_x0000_t75" style="width:697.2pt;height:228.6pt" o:ole="">
             <v:imagedata r:id="rId9" o:title=""/>
           </v:shape>
-          <o:OLEObject Type="Embed" ProgID="Visio.Drawing.15" ShapeID="_x0000_i1025" DrawAspect="Content" ObjectID="_1831786683" r:id="rId10"/>
+          <o:OLEObject Type="Embed" ProgID="Visio.Drawing.15" ShapeID="_x0000_i1025" DrawAspect="Content" ObjectID="_1832857075" r:id="rId10"/>
         </w:object>
       </w:r>
     </w:p>
@@ -7955,7 +8245,25 @@
           <w:kern w:val="0"/>
           <w:sz w:val="22"/>
         </w:rPr>
-        <w:t>》，蓄力期间可以被怪物攻击打断。</w:t>
+        <w:t>》，蓄</w:t>
+      </w:r>
+      <w:proofErr w:type="gramStart"/>
+      <w:r>
+        <w:rPr>
+          <w:rFonts w:ascii="Tahoma" w:eastAsia="微软雅黑" w:hAnsi="Tahoma" w:hint="eastAsia"/>
+          <w:kern w:val="0"/>
+          <w:sz w:val="22"/>
+        </w:rPr>
+        <w:t>力期间</w:t>
+      </w:r>
+      <w:proofErr w:type="gramEnd"/>
+      <w:r>
+        <w:rPr>
+          <w:rFonts w:ascii="Tahoma" w:eastAsia="微软雅黑" w:hAnsi="Tahoma" w:hint="eastAsia"/>
+          <w:kern w:val="0"/>
+          <w:sz w:val="22"/>
+        </w:rPr>
+        <w:t>可以被怪物攻击打断。</w:t>
       </w:r>
     </w:p>
     <w:p>
@@ -7975,7 +8283,25 @@
           <w:kern w:val="0"/>
           <w:sz w:val="22"/>
         </w:rPr>
-        <w:t>（因为蓄力时间超过</w:t>
+        <w:t>（因为蓄</w:t>
+      </w:r>
+      <w:proofErr w:type="gramStart"/>
+      <w:r>
+        <w:rPr>
+          <w:rFonts w:ascii="Tahoma" w:eastAsia="微软雅黑" w:hAnsi="Tahoma" w:hint="eastAsia"/>
+          <w:kern w:val="0"/>
+          <w:sz w:val="22"/>
+        </w:rPr>
+        <w:t>力时间</w:t>
+      </w:r>
+      <w:proofErr w:type="gramEnd"/>
+      <w:r>
+        <w:rPr>
+          <w:rFonts w:ascii="Tahoma" w:eastAsia="微软雅黑" w:hAnsi="Tahoma" w:hint="eastAsia"/>
+          <w:kern w:val="0"/>
+          <w:sz w:val="22"/>
+        </w:rPr>
+        <w:t>超过</w:t>
       </w:r>
       <w:r>
         <w:rPr>
@@ -8243,7 +8569,25 @@
           <w:kern w:val="0"/>
           <w:sz w:val="22"/>
         </w:rPr>
-        <w:t>部分灵感来自于番剧《空罐少女》第三集，制作方法可见：</w:t>
+        <w:t>部分灵感来自</w:t>
+      </w:r>
+      <w:proofErr w:type="gramStart"/>
+      <w:r>
+        <w:rPr>
+          <w:rFonts w:ascii="Tahoma" w:eastAsia="微软雅黑" w:hAnsi="Tahoma" w:hint="eastAsia"/>
+          <w:kern w:val="0"/>
+          <w:sz w:val="22"/>
+        </w:rPr>
+        <w:t>于番剧</w:t>
+      </w:r>
+      <w:proofErr w:type="gramEnd"/>
+      <w:r>
+        <w:rPr>
+          <w:rFonts w:ascii="Tahoma" w:eastAsia="微软雅黑" w:hAnsi="Tahoma" w:hint="eastAsia"/>
+          <w:kern w:val="0"/>
+          <w:sz w:val="22"/>
+        </w:rPr>
+        <w:t>《空罐少女》第三集，制作方法可见：</w:t>
       </w:r>
       <w:hyperlink w:anchor="_设计动画_魔法快速蓄力" w:history="1">
         <w:r>
@@ -9888,7 +10232,7 @@
           <v:shape id="_x0000_i1026" type="#_x0000_t75" style="width:415.2pt;height:55.8pt" o:ole="">
             <v:imagedata r:id="rId23" o:title=""/>
           </v:shape>
-          <o:OLEObject Type="Embed" ProgID="Visio.Drawing.15" ShapeID="_x0000_i1026" DrawAspect="Content" ObjectID="_1831786684" r:id="rId24"/>
+          <o:OLEObject Type="Embed" ProgID="Visio.Drawing.15" ShapeID="_x0000_i1026" DrawAspect="Content" ObjectID="_1832857076" r:id="rId24"/>
         </w:object>
       </w:r>
     </w:p>
@@ -10124,17 +10468,30 @@
         </w:rPr>
         <w:t>如果你对一些细节有更高的要求，比如：</w:t>
       </w:r>
-      <w:hyperlink w:anchor="配置环收缩动画过程" w:history="1">
-        <w:r>
-          <w:rPr>
-            <w:rStyle w:val="a4"/>
-            <w:rFonts w:ascii="Tahoma" w:eastAsia="微软雅黑" w:hAnsi="Tahoma" w:hint="eastAsia"/>
-            <w:kern w:val="0"/>
-            <w:sz w:val="22"/>
-          </w:rPr>
-          <w:t>配置环收缩动画过程</w:t>
-        </w:r>
-      </w:hyperlink>
+      <w:r>
+        <w:fldChar w:fldCharType="begin"/>
+      </w:r>
+      <w:r>
+        <w:instrText>HYPERLINK \l "配置环收缩动画过程"</w:instrText>
+      </w:r>
+      <w:r>
+        <w:rPr>
+          <w:rFonts w:hint="eastAsia"/>
+        </w:rPr>
+        <w:fldChar w:fldCharType="separate"/>
+      </w:r>
+      <w:r>
+        <w:rPr>
+          <w:rStyle w:val="a4"/>
+          <w:rFonts w:ascii="Tahoma" w:eastAsia="微软雅黑" w:hAnsi="Tahoma" w:hint="eastAsia"/>
+          <w:kern w:val="0"/>
+          <w:sz w:val="22"/>
+        </w:rPr>
+        <w:t>配置环收缩动画过程</w:t>
+      </w:r>
+      <w:r>
+        <w:fldChar w:fldCharType="end"/>
+      </w:r>
       <w:r>
         <w:rPr>
           <w:rFonts w:ascii="Tahoma" w:eastAsia="微软雅黑" w:hAnsi="Tahoma"/>
@@ -10302,7 +10659,7 @@
           <v:shape id="_x0000_i1027" type="#_x0000_t75" style="width:415.2pt;height:130.2pt" o:ole="">
             <v:imagedata r:id="rId27" o:title=""/>
           </v:shape>
-          <o:OLEObject Type="Embed" ProgID="Visio.Drawing.15" ShapeID="_x0000_i1027" DrawAspect="Content" ObjectID="_1831786685" r:id="rId28"/>
+          <o:OLEObject Type="Embed" ProgID="Visio.Drawing.15" ShapeID="_x0000_i1027" DrawAspect="Content" ObjectID="_1832857077" r:id="rId28"/>
         </w:object>
       </w:r>
     </w:p>
@@ -10838,7 +11195,27 @@
           <w:kern w:val="0"/>
           <w:sz w:val="22"/>
         </w:rPr>
-        <w:t>标签不作用在插件中，只是在配置的时候方便查看</w:t>
+        <w:t>标签</w:t>
+      </w:r>
+      <w:proofErr w:type="gramStart"/>
+      <w:r>
+        <w:rPr>
+          <w:rFonts w:ascii="Tahoma" w:eastAsia="微软雅黑" w:hAnsi="Tahoma" w:hint="eastAsia"/>
+          <w:b/>
+          <w:kern w:val="0"/>
+          <w:sz w:val="22"/>
+        </w:rPr>
+        <w:t>不</w:t>
+      </w:r>
+      <w:proofErr w:type="gramEnd"/>
+      <w:r>
+        <w:rPr>
+          <w:rFonts w:ascii="Tahoma" w:eastAsia="微软雅黑" w:hAnsi="Tahoma" w:hint="eastAsia"/>
+          <w:b/>
+          <w:kern w:val="0"/>
+          <w:sz w:val="22"/>
+        </w:rPr>
+        <w:t>作用在插件中，只是在配置的时候方便查看</w:t>
       </w:r>
       <w:r>
         <w:rPr>
@@ -10935,7 +11312,25 @@
           <w:sz w:val="22"/>
         </w:rPr>
         <w:lastRenderedPageBreak/>
-        <w:t>如果标签名长了，你可以拖拽下面两个竖线，把值拉开查看。</w:t>
+        <w:t>如果标签名长了，你可以拖拽下面两个竖线，</w:t>
+      </w:r>
+      <w:proofErr w:type="gramStart"/>
+      <w:r>
+        <w:rPr>
+          <w:rFonts w:ascii="Tahoma" w:eastAsia="微软雅黑" w:hAnsi="Tahoma" w:hint="eastAsia"/>
+          <w:kern w:val="0"/>
+          <w:sz w:val="22"/>
+        </w:rPr>
+        <w:t>把值拉开</w:t>
+      </w:r>
+      <w:proofErr w:type="gramEnd"/>
+      <w:r>
+        <w:rPr>
+          <w:rFonts w:ascii="Tahoma" w:eastAsia="微软雅黑" w:hAnsi="Tahoma" w:hint="eastAsia"/>
+          <w:kern w:val="0"/>
+          <w:sz w:val="22"/>
+        </w:rPr>
+        <w:t>查看。</w:t>
       </w:r>
     </w:p>
     <w:p>
@@ -12449,7 +12844,25 @@
           <w:kern w:val="0"/>
           <w:sz w:val="22"/>
         </w:rPr>
-        <w:t>会切割图块画的树木</w:t>
+        <w:t>会切割</w:t>
+      </w:r>
+      <w:proofErr w:type="gramStart"/>
+      <w:r>
+        <w:rPr>
+          <w:rFonts w:ascii="Tahoma" w:eastAsia="微软雅黑" w:hAnsi="Tahoma"/>
+          <w:kern w:val="0"/>
+          <w:sz w:val="22"/>
+        </w:rPr>
+        <w:t>图块画</w:t>
+      </w:r>
+      <w:proofErr w:type="gramEnd"/>
+      <w:r>
+        <w:rPr>
+          <w:rFonts w:ascii="Tahoma" w:eastAsia="微软雅黑" w:hAnsi="Tahoma"/>
+          <w:kern w:val="0"/>
+          <w:sz w:val="22"/>
+        </w:rPr>
+        <w:t>的树木</w:t>
       </w:r>
       <w:r>
         <w:rPr>
@@ -12613,7 +13026,25 @@
           <w:kern w:val="0"/>
           <w:sz w:val="22"/>
         </w:rPr>
-        <w:t>因为树木图块能够挡住事件，</w:t>
+        <w:t>因为</w:t>
+      </w:r>
+      <w:proofErr w:type="gramStart"/>
+      <w:r>
+        <w:rPr>
+          <w:rFonts w:ascii="Tahoma" w:eastAsia="微软雅黑" w:hAnsi="Tahoma"/>
+          <w:kern w:val="0"/>
+          <w:sz w:val="22"/>
+        </w:rPr>
+        <w:t>树木图块能够</w:t>
+      </w:r>
+      <w:proofErr w:type="gramEnd"/>
+      <w:r>
+        <w:rPr>
+          <w:rFonts w:ascii="Tahoma" w:eastAsia="微软雅黑" w:hAnsi="Tahoma"/>
+          <w:kern w:val="0"/>
+          <w:sz w:val="22"/>
+        </w:rPr>
+        <w:t>挡住事件，</w:t>
       </w:r>
     </w:p>
     <w:p>
@@ -12750,7 +13181,25 @@
           <w:kern w:val="0"/>
           <w:sz w:val="22"/>
         </w:rPr>
-        <w:t>因为动画默认在树木图块的上面</w:t>
+        <w:t>因为动画默认在</w:t>
+      </w:r>
+      <w:proofErr w:type="gramStart"/>
+      <w:r>
+        <w:rPr>
+          <w:rFonts w:ascii="Tahoma" w:eastAsia="微软雅黑" w:hAnsi="Tahoma" w:hint="eastAsia"/>
+          <w:kern w:val="0"/>
+          <w:sz w:val="22"/>
+        </w:rPr>
+        <w:t>树木图块的</w:t>
+      </w:r>
+      <w:proofErr w:type="gramEnd"/>
+      <w:r>
+        <w:rPr>
+          <w:rFonts w:ascii="Tahoma" w:eastAsia="微软雅黑" w:hAnsi="Tahoma" w:hint="eastAsia"/>
+          <w:kern w:val="0"/>
+          <w:sz w:val="22"/>
+        </w:rPr>
+        <w:t>上面</w:t>
       </w:r>
       <w:r>
         <w:rPr>
@@ -13172,15 +13621,33 @@
           <w:kern w:val="0"/>
           <w:sz w:val="22"/>
         </w:rPr>
-        <w:t>魔法圈</w:t>
-      </w:r>
-      <w:r>
-        <w:rPr>
-          <w:rFonts w:ascii="Tahoma" w:eastAsia="微软雅黑" w:hAnsi="Tahoma" w:hint="eastAsia"/>
-          <w:kern w:val="0"/>
-          <w:sz w:val="22"/>
-        </w:rPr>
-        <w:t>图片层级，</w:t>
+        <w:t>魔法</w:t>
+      </w:r>
+      <w:proofErr w:type="gramStart"/>
+      <w:r>
+        <w:rPr>
+          <w:rFonts w:ascii="Tahoma" w:eastAsia="微软雅黑" w:hAnsi="Tahoma" w:hint="eastAsia"/>
+          <w:kern w:val="0"/>
+          <w:sz w:val="22"/>
+        </w:rPr>
+        <w:t>圈</w:t>
+      </w:r>
+      <w:r>
+        <w:rPr>
+          <w:rFonts w:ascii="Tahoma" w:eastAsia="微软雅黑" w:hAnsi="Tahoma" w:hint="eastAsia"/>
+          <w:kern w:val="0"/>
+          <w:sz w:val="22"/>
+        </w:rPr>
+        <w:t>图片</w:t>
+      </w:r>
+      <w:proofErr w:type="gramEnd"/>
+      <w:r>
+        <w:rPr>
+          <w:rFonts w:ascii="Tahoma" w:eastAsia="微软雅黑" w:hAnsi="Tahoma" w:hint="eastAsia"/>
+          <w:kern w:val="0"/>
+          <w:sz w:val="22"/>
+        </w:rPr>
+        <w:t>层级，</w:t>
       </w:r>
       <w:r>
         <w:rPr>
@@ -13266,15 +13733,33 @@
           <w:kern w:val="0"/>
           <w:sz w:val="22"/>
         </w:rPr>
-        <w:t>魔法圈</w:t>
-      </w:r>
-      <w:r>
-        <w:rPr>
-          <w:rFonts w:ascii="Tahoma" w:eastAsia="微软雅黑" w:hAnsi="Tahoma" w:hint="eastAsia"/>
-          <w:kern w:val="0"/>
-          <w:sz w:val="22"/>
-        </w:rPr>
-        <w:t>图片层级，</w:t>
+        <w:t>魔法</w:t>
+      </w:r>
+      <w:proofErr w:type="gramStart"/>
+      <w:r>
+        <w:rPr>
+          <w:rFonts w:ascii="Tahoma" w:eastAsia="微软雅黑" w:hAnsi="Tahoma" w:hint="eastAsia"/>
+          <w:kern w:val="0"/>
+          <w:sz w:val="22"/>
+        </w:rPr>
+        <w:t>圈</w:t>
+      </w:r>
+      <w:r>
+        <w:rPr>
+          <w:rFonts w:ascii="Tahoma" w:eastAsia="微软雅黑" w:hAnsi="Tahoma" w:hint="eastAsia"/>
+          <w:kern w:val="0"/>
+          <w:sz w:val="22"/>
+        </w:rPr>
+        <w:t>图片</w:t>
+      </w:r>
+      <w:proofErr w:type="gramEnd"/>
+      <w:r>
+        <w:rPr>
+          <w:rFonts w:ascii="Tahoma" w:eastAsia="微软雅黑" w:hAnsi="Tahoma" w:hint="eastAsia"/>
+          <w:kern w:val="0"/>
+          <w:sz w:val="22"/>
+        </w:rPr>
+        <w:t>层级，</w:t>
       </w:r>
       <w:r>
         <w:rPr>
@@ -13875,15 +14360,33 @@
           <w:kern w:val="0"/>
           <w:sz w:val="22"/>
         </w:rPr>
-        <w:t>魔法圈</w:t>
-      </w:r>
-      <w:r>
-        <w:rPr>
-          <w:rFonts w:ascii="Tahoma" w:eastAsia="微软雅黑" w:hAnsi="Tahoma" w:hint="eastAsia"/>
-          <w:kern w:val="0"/>
-          <w:sz w:val="22"/>
-        </w:rPr>
-        <w:t>提供了参数</w:t>
+        <w:t>魔法</w:t>
+      </w:r>
+      <w:proofErr w:type="gramStart"/>
+      <w:r>
+        <w:rPr>
+          <w:rFonts w:ascii="Tahoma" w:eastAsia="微软雅黑" w:hAnsi="Tahoma" w:hint="eastAsia"/>
+          <w:kern w:val="0"/>
+          <w:sz w:val="22"/>
+        </w:rPr>
+        <w:t>圈</w:t>
+      </w:r>
+      <w:r>
+        <w:rPr>
+          <w:rFonts w:ascii="Tahoma" w:eastAsia="微软雅黑" w:hAnsi="Tahoma" w:hint="eastAsia"/>
+          <w:kern w:val="0"/>
+          <w:sz w:val="22"/>
+        </w:rPr>
+        <w:t>提供</w:t>
+      </w:r>
+      <w:proofErr w:type="gramEnd"/>
+      <w:r>
+        <w:rPr>
+          <w:rFonts w:ascii="Tahoma" w:eastAsia="微软雅黑" w:hAnsi="Tahoma" w:hint="eastAsia"/>
+          <w:kern w:val="0"/>
+          <w:sz w:val="22"/>
+        </w:rPr>
+        <w:t>了参数</w:t>
       </w:r>
       <w:r>
         <w:rPr>
@@ -14310,8 +14813,18 @@
           <w:kern w:val="0"/>
           <w:sz w:val="22"/>
         </w:rPr>
-        <w:t>无法实现像</w:t>
-      </w:r>
+        <w:t>无法实</w:t>
+      </w:r>
+      <w:proofErr w:type="gramStart"/>
+      <w:r>
+        <w:rPr>
+          <w:rFonts w:ascii="Tahoma" w:eastAsia="微软雅黑" w:hAnsi="Tahoma" w:hint="eastAsia"/>
+          <w:kern w:val="0"/>
+          <w:sz w:val="22"/>
+        </w:rPr>
+        <w:t>现像</w:t>
+      </w:r>
+      <w:proofErr w:type="gramEnd"/>
       <w:r>
         <w:rPr>
           <w:rFonts w:ascii="Tahoma" w:eastAsia="微软雅黑" w:hAnsi="Tahoma" w:hint="eastAsia"/>
@@ -14354,7 +14867,21 @@
           <w:rFonts w:hint="eastAsia"/>
         </w:rPr>
         <w:lastRenderedPageBreak/>
-        <w:t>2）半图层效果</w:t>
+        <w:t>2）</w:t>
+      </w:r>
+      <w:proofErr w:type="gramStart"/>
+      <w:r>
+        <w:rPr>
+          <w:rFonts w:hint="eastAsia"/>
+        </w:rPr>
+        <w:t>半图层</w:t>
+      </w:r>
+      <w:proofErr w:type="gramEnd"/>
+      <w:r>
+        <w:rPr>
+          <w:rFonts w:hint="eastAsia"/>
+        </w:rPr>
+        <w:t>效果</w:t>
       </w:r>
     </w:p>
     <w:p>
@@ -14687,7 +15214,25 @@
           <w:kern w:val="0"/>
           <w:sz w:val="22"/>
         </w:rPr>
-        <w:t>并且，半图层效果还能与</w:t>
+        <w:t>并且，</w:t>
+      </w:r>
+      <w:proofErr w:type="gramStart"/>
+      <w:r>
+        <w:rPr>
+          <w:rFonts w:ascii="Tahoma" w:eastAsia="微软雅黑" w:hAnsi="Tahoma" w:hint="eastAsia"/>
+          <w:kern w:val="0"/>
+          <w:sz w:val="22"/>
+        </w:rPr>
+        <w:t>半图层效果</w:t>
+      </w:r>
+      <w:proofErr w:type="gramEnd"/>
+      <w:r>
+        <w:rPr>
+          <w:rFonts w:ascii="Tahoma" w:eastAsia="微软雅黑" w:hAnsi="Tahoma" w:hint="eastAsia"/>
+          <w:kern w:val="0"/>
+          <w:sz w:val="22"/>
+        </w:rPr>
+        <w:t>还能与</w:t>
       </w:r>
       <w:r>
         <w:rPr>
@@ -15953,13 +16498,23 @@
         </w:rPr>
         <w:t>z</w:t>
       </w:r>
-      <w:r>
-        <w:rPr>
-          <w:rFonts w:ascii="Tahoma" w:eastAsia="微软雅黑" w:hAnsi="Tahoma" w:hint="eastAsia"/>
-          <w:kern w:val="0"/>
-          <w:sz w:val="22"/>
-        </w:rPr>
-        <w:t>轴效果的方法，就是不断切换贴图的</w:t>
+      <w:proofErr w:type="gramStart"/>
+      <w:r>
+        <w:rPr>
+          <w:rFonts w:ascii="Tahoma" w:eastAsia="微软雅黑" w:hAnsi="Tahoma" w:hint="eastAsia"/>
+          <w:kern w:val="0"/>
+          <w:sz w:val="22"/>
+        </w:rPr>
+        <w:t>轴效果</w:t>
+      </w:r>
+      <w:proofErr w:type="gramEnd"/>
+      <w:r>
+        <w:rPr>
+          <w:rFonts w:ascii="Tahoma" w:eastAsia="微软雅黑" w:hAnsi="Tahoma" w:hint="eastAsia"/>
+          <w:kern w:val="0"/>
+          <w:sz w:val="22"/>
+        </w:rPr>
+        <w:t>的方法，就是不断切换贴图的</w:t>
       </w:r>
       <w:r>
         <w:rPr>
@@ -16091,7 +16646,25 @@
           <w:kern w:val="0"/>
           <w:sz w:val="22"/>
         </w:rPr>
-        <w:t>，通过不断切换层级位置，使其看起来像先后移动</w:t>
+        <w:t>，通过不断切换层级位置，使其看起来</w:t>
+      </w:r>
+      <w:proofErr w:type="gramStart"/>
+      <w:r>
+        <w:rPr>
+          <w:rFonts w:ascii="Tahoma" w:eastAsia="微软雅黑" w:hAnsi="Tahoma" w:hint="eastAsia"/>
+          <w:kern w:val="0"/>
+          <w:sz w:val="22"/>
+        </w:rPr>
+        <w:t>像先后</w:t>
+      </w:r>
+      <w:proofErr w:type="gramEnd"/>
+      <w:r>
+        <w:rPr>
+          <w:rFonts w:ascii="Tahoma" w:eastAsia="微软雅黑" w:hAnsi="Tahoma" w:hint="eastAsia"/>
+          <w:kern w:val="0"/>
+          <w:sz w:val="22"/>
+        </w:rPr>
+        <w:t>移动</w:t>
       </w:r>
       <w:r>
         <w:rPr>
@@ -16786,6 +17359,7 @@
         </w:rPr>
         <w:t>◆</w:t>
       </w:r>
+      <w:proofErr w:type="spellStart"/>
       <w:r>
         <w:rPr>
           <w:rFonts w:ascii="Tahoma" w:eastAsia="微软雅黑" w:hAnsi="Tahoma"/>
@@ -16802,6 +17376,7 @@
         </w:rPr>
         <w:t>Circle</w:t>
       </w:r>
+      <w:proofErr w:type="spellEnd"/>
       <w:r>
         <w:rPr>
           <w:rFonts w:ascii="Tahoma" w:eastAsia="微软雅黑" w:hAnsi="Tahoma"/>
@@ -17095,6 +17670,7 @@
         </w:rPr>
         <w:t xml:space="preserve"> </w:t>
       </w:r>
+      <w:proofErr w:type="spellStart"/>
       <w:r>
         <w:rPr>
           <w:rFonts w:ascii="Tahoma" w:eastAsia="微软雅黑" w:hAnsi="Tahoma" w:hint="eastAsia"/>
@@ -17109,16 +17685,35 @@
           <w:kern w:val="0"/>
           <w:sz w:val="22"/>
         </w:rPr>
-        <w:t>mg/</w:t>
-      </w:r>
-      <w:r>
-        <w:rPr>
-          <w:rFonts w:ascii="Tahoma" w:eastAsia="微软雅黑" w:hAnsi="Tahoma"/>
-          <w:kern w:val="0"/>
-          <w:sz w:val="22"/>
-        </w:rPr>
-        <w:t>Map__characterLayer</w:t>
-      </w:r>
+        <w:t>mg</w:t>
+      </w:r>
+      <w:proofErr w:type="spellEnd"/>
+      <w:r>
+        <w:rPr>
+          <w:rFonts w:ascii="Tahoma" w:eastAsia="微软雅黑" w:hAnsi="Tahoma"/>
+          <w:kern w:val="0"/>
+          <w:sz w:val="22"/>
+        </w:rPr>
+        <w:t>/</w:t>
+      </w:r>
+      <w:r>
+        <w:rPr>
+          <w:rFonts w:ascii="Tahoma" w:eastAsia="微软雅黑" w:hAnsi="Tahoma"/>
+          <w:kern w:val="0"/>
+          <w:sz w:val="22"/>
+        </w:rPr>
+        <w:t>Map__</w:t>
+      </w:r>
+      <w:proofErr w:type="spellStart"/>
+      <w:r>
+        <w:rPr>
+          <w:rFonts w:ascii="Tahoma" w:eastAsia="微软雅黑" w:hAnsi="Tahoma"/>
+          <w:kern w:val="0"/>
+          <w:sz w:val="22"/>
+        </w:rPr>
+        <w:t>characterLayer</w:t>
+      </w:r>
+      <w:proofErr w:type="spellEnd"/>
       <w:r>
         <w:rPr>
           <w:rFonts w:ascii="Tahoma" w:eastAsia="微软雅黑" w:hAnsi="Tahoma" w:hint="eastAsia"/>
@@ -17509,7 +18104,25 @@
           <w:kern w:val="0"/>
           <w:sz w:val="22"/>
         </w:rPr>
-        <w:t>的中心锚点在正下方，所以需要向上</w:t>
+        <w:t>的中心</w:t>
+      </w:r>
+      <w:proofErr w:type="gramStart"/>
+      <w:r>
+        <w:rPr>
+          <w:rFonts w:ascii="Tahoma" w:eastAsia="微软雅黑" w:hAnsi="Tahoma" w:hint="eastAsia"/>
+          <w:kern w:val="0"/>
+          <w:sz w:val="22"/>
+        </w:rPr>
+        <w:t>锚</w:t>
+      </w:r>
+      <w:proofErr w:type="gramEnd"/>
+      <w:r>
+        <w:rPr>
+          <w:rFonts w:ascii="Tahoma" w:eastAsia="微软雅黑" w:hAnsi="Tahoma" w:hint="eastAsia"/>
+          <w:kern w:val="0"/>
+          <w:sz w:val="22"/>
+        </w:rPr>
+        <w:t>点在正下方，所以需要向上</w:t>
       </w:r>
       <w:r>
         <w:rPr>
@@ -18360,7 +18973,25 @@
           <w:kern w:val="0"/>
           <w:sz w:val="22"/>
         </w:rPr>
-        <w:t>能够让魔法圈变扁。</w:t>
+        <w:t>能够让</w:t>
+      </w:r>
+      <w:proofErr w:type="gramStart"/>
+      <w:r>
+        <w:rPr>
+          <w:rFonts w:ascii="Tahoma" w:eastAsia="微软雅黑" w:hAnsi="Tahoma" w:hint="eastAsia"/>
+          <w:kern w:val="0"/>
+          <w:sz w:val="22"/>
+        </w:rPr>
+        <w:t>魔法圈变扁</w:t>
+      </w:r>
+      <w:proofErr w:type="gramEnd"/>
+      <w:r>
+        <w:rPr>
+          <w:rFonts w:ascii="Tahoma" w:eastAsia="微软雅黑" w:hAnsi="Tahoma" w:hint="eastAsia"/>
+          <w:kern w:val="0"/>
+          <w:sz w:val="22"/>
+        </w:rPr>
+        <w:t>。</w:t>
       </w:r>
     </w:p>
     <w:p>
@@ -18379,7 +19010,43 @@
           <w:kern w:val="0"/>
           <w:sz w:val="22"/>
         </w:rPr>
-        <w:t>比如设置半图层效果，能将魔法圈分成一前一后两</w:t>
+        <w:t>比如设置</w:t>
+      </w:r>
+      <w:proofErr w:type="gramStart"/>
+      <w:r>
+        <w:rPr>
+          <w:rFonts w:ascii="Tahoma" w:eastAsia="微软雅黑" w:hAnsi="Tahoma" w:hint="eastAsia"/>
+          <w:kern w:val="0"/>
+          <w:sz w:val="22"/>
+        </w:rPr>
+        <w:t>半图层</w:t>
+      </w:r>
+      <w:proofErr w:type="gramEnd"/>
+      <w:r>
+        <w:rPr>
+          <w:rFonts w:ascii="Tahoma" w:eastAsia="微软雅黑" w:hAnsi="Tahoma" w:hint="eastAsia"/>
+          <w:kern w:val="0"/>
+          <w:sz w:val="22"/>
+        </w:rPr>
+        <w:t>效果，能将魔法圈分成</w:t>
+      </w:r>
+      <w:proofErr w:type="gramStart"/>
+      <w:r>
+        <w:rPr>
+          <w:rFonts w:ascii="Tahoma" w:eastAsia="微软雅黑" w:hAnsi="Tahoma" w:hint="eastAsia"/>
+          <w:kern w:val="0"/>
+          <w:sz w:val="22"/>
+        </w:rPr>
+        <w:t>一</w:t>
+      </w:r>
+      <w:proofErr w:type="gramEnd"/>
+      <w:r>
+        <w:rPr>
+          <w:rFonts w:ascii="Tahoma" w:eastAsia="微软雅黑" w:hAnsi="Tahoma" w:hint="eastAsia"/>
+          <w:kern w:val="0"/>
+          <w:sz w:val="22"/>
+        </w:rPr>
+        <w:t>前一后两</w:t>
       </w:r>
       <w:r>
         <w:rPr>
@@ -18587,7 +19254,27 @@
           <w:kern w:val="0"/>
           <w:sz w:val="22"/>
         </w:rPr>
-        <w:t>避免在配置时绕晕自己的设计逻辑。</w:t>
+        <w:t>避免在配置</w:t>
+      </w:r>
+      <w:proofErr w:type="gramStart"/>
+      <w:r>
+        <w:rPr>
+          <w:rFonts w:ascii="Tahoma" w:eastAsia="微软雅黑" w:hAnsi="Tahoma" w:hint="eastAsia"/>
+          <w:color w:val="0070C0"/>
+          <w:kern w:val="0"/>
+          <w:sz w:val="22"/>
+        </w:rPr>
+        <w:t>时绕晕自己</w:t>
+      </w:r>
+      <w:proofErr w:type="gramEnd"/>
+      <w:r>
+        <w:rPr>
+          <w:rFonts w:ascii="Tahoma" w:eastAsia="微软雅黑" w:hAnsi="Tahoma" w:hint="eastAsia"/>
+          <w:color w:val="0070C0"/>
+          <w:kern w:val="0"/>
+          <w:sz w:val="22"/>
+        </w:rPr>
+        <w:t>的设计逻辑。</w:t>
       </w:r>
     </w:p>
     <w:p>
@@ -18645,6 +19332,7 @@
         </w:rPr>
         <w:t>，</w:t>
       </w:r>
+      <w:proofErr w:type="gramStart"/>
       <w:r>
         <w:rPr>
           <w:rFonts w:ascii="Tahoma" w:eastAsia="微软雅黑" w:hAnsi="Tahoma" w:hint="eastAsia"/>
@@ -18653,6 +19341,7 @@
         </w:rPr>
         <w:t>给事件</w:t>
       </w:r>
+      <w:proofErr w:type="gramEnd"/>
       <w:r>
         <w:rPr>
           <w:rFonts w:ascii="Tahoma" w:eastAsia="微软雅黑" w:hAnsi="Tahoma" w:hint="eastAsia"/>
@@ -18820,7 +19509,27 @@
           <w:kern w:val="0"/>
           <w:sz w:val="22"/>
         </w:rPr>
-        <w:t>……加了亿点点效果……）</w:t>
+        <w:t>……加了</w:t>
+      </w:r>
+      <w:proofErr w:type="gramStart"/>
+      <w:r>
+        <w:rPr>
+          <w:rFonts w:ascii="Tahoma" w:eastAsia="微软雅黑" w:hAnsi="Tahoma" w:hint="eastAsia"/>
+          <w:color w:val="A6A6A6" w:themeColor="background1" w:themeShade="A6"/>
+          <w:kern w:val="0"/>
+          <w:sz w:val="22"/>
+        </w:rPr>
+        <w:t>亿点点</w:t>
+      </w:r>
+      <w:proofErr w:type="gramEnd"/>
+      <w:r>
+        <w:rPr>
+          <w:rFonts w:ascii="Tahoma" w:eastAsia="微软雅黑" w:hAnsi="Tahoma" w:hint="eastAsia"/>
+          <w:color w:val="A6A6A6" w:themeColor="background1" w:themeShade="A6"/>
+          <w:kern w:val="0"/>
+          <w:sz w:val="22"/>
+        </w:rPr>
+        <w:t>效果……）</w:t>
       </w:r>
     </w:p>
     <w:p>
@@ -18898,6 +19607,7 @@
         </w:rPr>
         <w:t>◆</w:t>
       </w:r>
+      <w:proofErr w:type="spellStart"/>
       <w:r>
         <w:rPr>
           <w:rFonts w:ascii="Tahoma" w:eastAsia="微软雅黑" w:hAnsi="Tahoma"/>
@@ -18930,6 +19640,7 @@
         </w:rPr>
         <w:t>Circle</w:t>
       </w:r>
+      <w:proofErr w:type="spellEnd"/>
       <w:r>
         <w:rPr>
           <w:rFonts w:ascii="Tahoma" w:eastAsia="微软雅黑" w:hAnsi="Tahoma"/>
@@ -19020,6 +19731,7 @@
         </w:rPr>
         <w:t>◆</w:t>
       </w:r>
+      <w:proofErr w:type="spellStart"/>
       <w:r>
         <w:rPr>
           <w:rFonts w:ascii="Tahoma" w:eastAsia="微软雅黑" w:hAnsi="Tahoma"/>
@@ -19044,6 +19756,7 @@
         </w:rPr>
         <w:t>nimationParticles</w:t>
       </w:r>
+      <w:proofErr w:type="spellEnd"/>
       <w:r>
         <w:rPr>
           <w:rFonts w:ascii="Tahoma" w:eastAsia="微软雅黑" w:hAnsi="Tahoma"/>
@@ -19429,7 +20142,25 @@
           <w:kern w:val="0"/>
           <w:sz w:val="22"/>
         </w:rPr>
-        <w:t>动画并行、不并行</w:t>
+        <w:t>动画并行、</w:t>
+      </w:r>
+      <w:proofErr w:type="gramStart"/>
+      <w:r>
+        <w:rPr>
+          <w:rFonts w:ascii="Tahoma" w:eastAsia="微软雅黑" w:hAnsi="Tahoma" w:hint="eastAsia"/>
+          <w:kern w:val="0"/>
+          <w:sz w:val="22"/>
+        </w:rPr>
+        <w:t>不</w:t>
+      </w:r>
+      <w:proofErr w:type="gramEnd"/>
+      <w:r>
+        <w:rPr>
+          <w:rFonts w:ascii="Tahoma" w:eastAsia="微软雅黑" w:hAnsi="Tahoma" w:hint="eastAsia"/>
+          <w:kern w:val="0"/>
+          <w:sz w:val="22"/>
+        </w:rPr>
+        <w:t>并行</w:t>
       </w:r>
       <w:r>
         <w:rPr>
@@ -19563,6 +20294,7 @@
         </w:rPr>
         <w:t xml:space="preserve"> </w:t>
       </w:r>
+      <w:proofErr w:type="spellStart"/>
       <w:r>
         <w:rPr>
           <w:rFonts w:ascii="Tahoma" w:eastAsia="微软雅黑" w:hAnsi="Tahoma" w:hint="eastAsia"/>
@@ -19577,8 +20309,27 @@
           <w:kern w:val="0"/>
           <w:sz w:val="22"/>
         </w:rPr>
-        <w:t>mg/Special__anim</w:t>
-      </w:r>
+        <w:t>mg</w:t>
+      </w:r>
+      <w:proofErr w:type="spellEnd"/>
+      <w:r>
+        <w:rPr>
+          <w:rFonts w:ascii="Tahoma" w:eastAsia="微软雅黑" w:hAnsi="Tahoma"/>
+          <w:kern w:val="0"/>
+          <w:sz w:val="22"/>
+        </w:rPr>
+        <w:t>/Special__</w:t>
+      </w:r>
+      <w:proofErr w:type="spellStart"/>
+      <w:r>
+        <w:rPr>
+          <w:rFonts w:ascii="Tahoma" w:eastAsia="微软雅黑" w:hAnsi="Tahoma"/>
+          <w:kern w:val="0"/>
+          <w:sz w:val="22"/>
+        </w:rPr>
+        <w:t>anim</w:t>
+      </w:r>
+      <w:proofErr w:type="spellEnd"/>
       <w:r>
         <w:rPr>
           <w:rFonts w:ascii="Tahoma" w:eastAsia="微软雅黑" w:hAnsi="Tahoma" w:hint="eastAsia"/>
@@ -20904,8 +21655,18 @@
           <w:kern w:val="0"/>
           <w:sz w:val="22"/>
         </w:rPr>
-        <w:t>幻术师、镜像师</w:t>
-      </w:r>
+        <w:t>幻术师、</w:t>
+      </w:r>
+      <w:proofErr w:type="gramStart"/>
+      <w:r>
+        <w:rPr>
+          <w:rFonts w:ascii="Tahoma" w:eastAsia="微软雅黑" w:hAnsi="Tahoma" w:hint="eastAsia"/>
+          <w:kern w:val="0"/>
+          <w:sz w:val="22"/>
+        </w:rPr>
+        <w:t>镜像师</w:t>
+      </w:r>
+      <w:proofErr w:type="gramEnd"/>
       <w:r>
         <w:rPr>
           <w:rFonts w:ascii="Tahoma" w:eastAsia="微软雅黑" w:hAnsi="Tahoma" w:hint="eastAsia"/>
@@ -21083,7 +21844,43 @@
           <w:kern w:val="0"/>
           <w:sz w:val="22"/>
         </w:rPr>
-        <w:t>注意，幻术师释放魔法过程加了很多</w:t>
+        <w:t>注意，</w:t>
+      </w:r>
+      <w:proofErr w:type="gramStart"/>
+      <w:r>
+        <w:rPr>
+          <w:rFonts w:ascii="Tahoma" w:eastAsia="微软雅黑" w:hAnsi="Tahoma" w:hint="eastAsia"/>
+          <w:kern w:val="0"/>
+          <w:sz w:val="22"/>
+        </w:rPr>
+        <w:t>幻术师</w:t>
+      </w:r>
+      <w:proofErr w:type="gramEnd"/>
+      <w:r>
+        <w:rPr>
+          <w:rFonts w:ascii="Tahoma" w:eastAsia="微软雅黑" w:hAnsi="Tahoma" w:hint="eastAsia"/>
+          <w:kern w:val="0"/>
+          <w:sz w:val="22"/>
+        </w:rPr>
+        <w:t>释放魔法过程加了</w:t>
+      </w:r>
+      <w:proofErr w:type="gramStart"/>
+      <w:r>
+        <w:rPr>
+          <w:rFonts w:ascii="Tahoma" w:eastAsia="微软雅黑" w:hAnsi="Tahoma" w:hint="eastAsia"/>
+          <w:kern w:val="0"/>
+          <w:sz w:val="22"/>
+        </w:rPr>
+        <w:t>很</w:t>
+      </w:r>
+      <w:proofErr w:type="gramEnd"/>
+      <w:r>
+        <w:rPr>
+          <w:rFonts w:ascii="Tahoma" w:eastAsia="微软雅黑" w:hAnsi="Tahoma" w:hint="eastAsia"/>
+          <w:kern w:val="0"/>
+          <w:sz w:val="22"/>
+        </w:rPr>
+        <w:t>多</w:t>
       </w:r>
       <w:r>
         <w:rPr>
@@ -21218,6 +22015,7 @@
               </w:rPr>
               <w:t>◆</w:t>
             </w:r>
+            <w:proofErr w:type="spellStart"/>
             <w:r>
               <w:rPr>
                 <w:rFonts w:ascii="Tahoma" w:eastAsia="微软雅黑" w:hAnsi="Tahoma"/>
@@ -21226,6 +22024,7 @@
               </w:rPr>
               <w:t>Drill_GaugeOfBufferTimeBar</w:t>
             </w:r>
+            <w:proofErr w:type="spellEnd"/>
             <w:r>
               <w:rPr>
                 <w:rFonts w:ascii="Tahoma" w:eastAsia="微软雅黑" w:hAnsi="Tahoma"/>
@@ -21504,6 +22303,7 @@
               </w:rPr>
               <w:t>◆</w:t>
             </w:r>
+            <w:proofErr w:type="spellStart"/>
             <w:r>
               <w:rPr>
                 <w:rFonts w:ascii="Tahoma" w:eastAsia="微软雅黑" w:hAnsi="Tahoma"/>
@@ -21512,6 +22312,7 @@
               </w:rPr>
               <w:t>Drill_EventContinuedEffect</w:t>
             </w:r>
+            <w:proofErr w:type="spellEnd"/>
             <w:r>
               <w:rPr>
                 <w:rFonts w:ascii="Tahoma" w:eastAsia="微软雅黑" w:hAnsi="Tahoma"/>
@@ -21753,7 +22554,27 @@
           <w:kern w:val="0"/>
           <w:sz w:val="22"/>
         </w:rPr>
-        <w:t>避免在配置时绕晕自己的设计逻辑。</w:t>
+        <w:t>避免在配置</w:t>
+      </w:r>
+      <w:proofErr w:type="gramStart"/>
+      <w:r>
+        <w:rPr>
+          <w:rFonts w:ascii="Tahoma" w:eastAsia="微软雅黑" w:hAnsi="Tahoma" w:hint="eastAsia"/>
+          <w:color w:val="0070C0"/>
+          <w:kern w:val="0"/>
+          <w:sz w:val="22"/>
+        </w:rPr>
+        <w:t>时绕晕自己</w:t>
+      </w:r>
+      <w:proofErr w:type="gramEnd"/>
+      <w:r>
+        <w:rPr>
+          <w:rFonts w:ascii="Tahoma" w:eastAsia="微软雅黑" w:hAnsi="Tahoma" w:hint="eastAsia"/>
+          <w:color w:val="0070C0"/>
+          <w:kern w:val="0"/>
+          <w:sz w:val="22"/>
+        </w:rPr>
+        <w:t>的设计逻辑。</w:t>
       </w:r>
     </w:p>
     <w:p>
@@ -21855,13 +22676,59 @@
         </w:rPr>
         <w:t>在</w:t>
       </w:r>
-      <w:r>
-        <w:rPr>
-          <w:rFonts w:ascii="Tahoma" w:eastAsia="微软雅黑" w:hAnsi="Tahoma" w:hint="eastAsia"/>
-          <w:kern w:val="0"/>
-          <w:sz w:val="22"/>
-        </w:rPr>
-        <w:t>看番剧《空罐少女》第三集时，对其中的萝莉施法蓄力效果吸引了，想模仿。</w:t>
+      <w:proofErr w:type="gramStart"/>
+      <w:r>
+        <w:rPr>
+          <w:rFonts w:ascii="Tahoma" w:eastAsia="微软雅黑" w:hAnsi="Tahoma" w:hint="eastAsia"/>
+          <w:kern w:val="0"/>
+          <w:sz w:val="22"/>
+        </w:rPr>
+        <w:t>看番剧</w:t>
+      </w:r>
+      <w:proofErr w:type="gramEnd"/>
+      <w:r>
+        <w:rPr>
+          <w:rFonts w:ascii="Tahoma" w:eastAsia="微软雅黑" w:hAnsi="Tahoma" w:hint="eastAsia"/>
+          <w:kern w:val="0"/>
+          <w:sz w:val="22"/>
+        </w:rPr>
+        <w:t>《空罐少女》第三集时，对其中的萝</w:t>
+      </w:r>
+      <w:proofErr w:type="gramStart"/>
+      <w:r>
+        <w:rPr>
+          <w:rFonts w:ascii="Tahoma" w:eastAsia="微软雅黑" w:hAnsi="Tahoma" w:hint="eastAsia"/>
+          <w:kern w:val="0"/>
+          <w:sz w:val="22"/>
+        </w:rPr>
+        <w:t>莉</w:t>
+      </w:r>
+      <w:proofErr w:type="gramEnd"/>
+      <w:r>
+        <w:rPr>
+          <w:rFonts w:ascii="Tahoma" w:eastAsia="微软雅黑" w:hAnsi="Tahoma" w:hint="eastAsia"/>
+          <w:kern w:val="0"/>
+          <w:sz w:val="22"/>
+        </w:rPr>
+        <w:t>施法蓄</w:t>
+      </w:r>
+      <w:proofErr w:type="gramStart"/>
+      <w:r>
+        <w:rPr>
+          <w:rFonts w:ascii="Tahoma" w:eastAsia="微软雅黑" w:hAnsi="Tahoma" w:hint="eastAsia"/>
+          <w:kern w:val="0"/>
+          <w:sz w:val="22"/>
+        </w:rPr>
+        <w:t>力效果</w:t>
+      </w:r>
+      <w:proofErr w:type="gramEnd"/>
+      <w:r>
+        <w:rPr>
+          <w:rFonts w:ascii="Tahoma" w:eastAsia="微软雅黑" w:hAnsi="Tahoma" w:hint="eastAsia"/>
+          <w:kern w:val="0"/>
+          <w:sz w:val="22"/>
+        </w:rPr>
+        <w:t>吸引了，想模仿。</w:t>
       </w:r>
     </w:p>
     <w:p>
@@ -22101,6 +22968,7 @@
         </w:rPr>
         <w:t>◆</w:t>
       </w:r>
+      <w:proofErr w:type="spellStart"/>
       <w:r>
         <w:rPr>
           <w:rFonts w:ascii="Tahoma" w:eastAsia="微软雅黑" w:hAnsi="Tahoma"/>
@@ -22133,6 +23001,7 @@
         </w:rPr>
         <w:t>Circle</w:t>
       </w:r>
+      <w:proofErr w:type="spellEnd"/>
       <w:r>
         <w:rPr>
           <w:rFonts w:ascii="Tahoma" w:eastAsia="微软雅黑" w:hAnsi="Tahoma"/>
@@ -22431,7 +23300,25 @@
           <w:kern w:val="0"/>
           <w:sz w:val="22"/>
         </w:rPr>
-        <w:t>动画并行、不并行</w:t>
+        <w:t>动画并行、</w:t>
+      </w:r>
+      <w:proofErr w:type="gramStart"/>
+      <w:r>
+        <w:rPr>
+          <w:rFonts w:ascii="Tahoma" w:eastAsia="微软雅黑" w:hAnsi="Tahoma" w:hint="eastAsia"/>
+          <w:kern w:val="0"/>
+          <w:sz w:val="22"/>
+        </w:rPr>
+        <w:t>不</w:t>
+      </w:r>
+      <w:proofErr w:type="gramEnd"/>
+      <w:r>
+        <w:rPr>
+          <w:rFonts w:ascii="Tahoma" w:eastAsia="微软雅黑" w:hAnsi="Tahoma" w:hint="eastAsia"/>
+          <w:kern w:val="0"/>
+          <w:sz w:val="22"/>
+        </w:rPr>
+        <w:t>并行</w:t>
       </w:r>
       <w:r>
         <w:rPr>
@@ -22553,8 +23440,18 @@
           <w:kern w:val="0"/>
           <w:sz w:val="22"/>
         </w:rPr>
-        <w:t>首先，添加黑色幕布，选择一个圆形区域，然后描边</w:t>
-      </w:r>
+        <w:t>首先，添加黑色幕布，选择一个圆形区域，</w:t>
+      </w:r>
+      <w:proofErr w:type="gramStart"/>
+      <w:r>
+        <w:rPr>
+          <w:rFonts w:ascii="Tahoma" w:eastAsia="微软雅黑" w:hAnsi="Tahoma" w:hint="eastAsia"/>
+          <w:kern w:val="0"/>
+          <w:sz w:val="22"/>
+        </w:rPr>
+        <w:t>然后描边</w:t>
+      </w:r>
+      <w:proofErr w:type="gramEnd"/>
       <w:r>
         <w:rPr>
           <w:rFonts w:ascii="Tahoma" w:eastAsia="微软雅黑" w:hAnsi="Tahoma" w:hint="eastAsia"/>
@@ -22765,7 +23662,25 @@
           <w:kern w:val="0"/>
           <w:sz w:val="22"/>
         </w:rPr>
-        <w:t>像素，新建图层，然后填充羽化的区域，得到渐变的环。</w:t>
+        <w:t>像素，</w:t>
+      </w:r>
+      <w:proofErr w:type="gramStart"/>
+      <w:r>
+        <w:rPr>
+          <w:rFonts w:ascii="Tahoma" w:eastAsia="微软雅黑" w:hAnsi="Tahoma" w:hint="eastAsia"/>
+          <w:kern w:val="0"/>
+          <w:sz w:val="22"/>
+        </w:rPr>
+        <w:t>新建图层</w:t>
+      </w:r>
+      <w:proofErr w:type="gramEnd"/>
+      <w:r>
+        <w:rPr>
+          <w:rFonts w:ascii="Tahoma" w:eastAsia="微软雅黑" w:hAnsi="Tahoma" w:hint="eastAsia"/>
+          <w:kern w:val="0"/>
+          <w:sz w:val="22"/>
+        </w:rPr>
+        <w:t>，然后填充羽化的区域，得到渐变的环。</w:t>
       </w:r>
     </w:p>
     <w:p>
@@ -24763,8 +25678,18 @@
           <w:kern w:val="0"/>
           <w:sz w:val="22"/>
         </w:rPr>
-        <w:t>黑色渐变的反向蒙版</w:t>
-      </w:r>
+        <w:t>黑色渐变的</w:t>
+      </w:r>
+      <w:proofErr w:type="gramStart"/>
+      <w:r>
+        <w:rPr>
+          <w:rFonts w:ascii="Tahoma" w:eastAsia="微软雅黑" w:hAnsi="Tahoma" w:hint="eastAsia"/>
+          <w:kern w:val="0"/>
+          <w:sz w:val="22"/>
+        </w:rPr>
+        <w:t>反向蒙版</w:t>
+      </w:r>
+      <w:proofErr w:type="gramEnd"/>
       <w:r>
         <w:rPr>
           <w:rFonts w:ascii="Tahoma" w:eastAsia="微软雅黑" w:hAnsi="Tahoma" w:hint="eastAsia"/>
@@ -24959,7 +25884,25 @@
           <w:kern w:val="0"/>
           <w:sz w:val="22"/>
         </w:rPr>
-        <w:t>环渐变的蒙版效果如下，</w:t>
+        <w:t>环渐变的</w:t>
+      </w:r>
+      <w:proofErr w:type="gramStart"/>
+      <w:r>
+        <w:rPr>
+          <w:rFonts w:ascii="Tahoma" w:eastAsia="微软雅黑" w:hAnsi="Tahoma" w:hint="eastAsia"/>
+          <w:kern w:val="0"/>
+          <w:sz w:val="22"/>
+        </w:rPr>
+        <w:t>蒙版效果</w:t>
+      </w:r>
+      <w:proofErr w:type="gramEnd"/>
+      <w:r>
+        <w:rPr>
+          <w:rFonts w:ascii="Tahoma" w:eastAsia="微软雅黑" w:hAnsi="Tahoma" w:hint="eastAsia"/>
+          <w:kern w:val="0"/>
+          <w:sz w:val="22"/>
+        </w:rPr>
+        <w:t>如下，</w:t>
       </w:r>
       <w:r>
         <w:rPr>
@@ -25702,7 +26645,25 @@
           <w:kern w:val="0"/>
           <w:sz w:val="22"/>
         </w:rPr>
-        <w:t>注意，这里的环由于需要收缩成为一个非常小的光点，</w:t>
+        <w:t>注意，这里的</w:t>
+      </w:r>
+      <w:proofErr w:type="gramStart"/>
+      <w:r>
+        <w:rPr>
+          <w:rFonts w:ascii="Tahoma" w:eastAsia="微软雅黑" w:hAnsi="Tahoma" w:hint="eastAsia"/>
+          <w:kern w:val="0"/>
+          <w:sz w:val="22"/>
+        </w:rPr>
+        <w:t>环由于</w:t>
+      </w:r>
+      <w:proofErr w:type="gramEnd"/>
+      <w:r>
+        <w:rPr>
+          <w:rFonts w:ascii="Tahoma" w:eastAsia="微软雅黑" w:hAnsi="Tahoma" w:hint="eastAsia"/>
+          <w:kern w:val="0"/>
+          <w:sz w:val="22"/>
+        </w:rPr>
+        <w:t>需要收缩成为一个非常小的光点，</w:t>
       </w:r>
     </w:p>
     <w:p>
@@ -25828,17 +26789,30 @@
         </w:rPr>
         <w:t>（相关内容可见：</w:t>
       </w:r>
-      <w:hyperlink w:anchor="_动画过程" w:history="1">
-        <w:r>
-          <w:rPr>
-            <w:rStyle w:val="a4"/>
-            <w:rFonts w:ascii="Tahoma" w:eastAsia="微软雅黑" w:hAnsi="Tahoma" w:hint="eastAsia"/>
-            <w:kern w:val="0"/>
-            <w:sz w:val="22"/>
-          </w:rPr>
-          <w:t>动画过程</w:t>
-        </w:r>
-      </w:hyperlink>
+      <w:r>
+        <w:fldChar w:fldCharType="begin"/>
+      </w:r>
+      <w:r>
+        <w:instrText>HYPERLINK \l "_动画过程"</w:instrText>
+      </w:r>
+      <w:r>
+        <w:rPr>
+          <w:rFonts w:hint="eastAsia"/>
+        </w:rPr>
+        <w:fldChar w:fldCharType="separate"/>
+      </w:r>
+      <w:r>
+        <w:rPr>
+          <w:rStyle w:val="a4"/>
+          <w:rFonts w:ascii="Tahoma" w:eastAsia="微软雅黑" w:hAnsi="Tahoma" w:hint="eastAsia"/>
+          <w:kern w:val="0"/>
+          <w:sz w:val="22"/>
+        </w:rPr>
+        <w:t>动画过程</w:t>
+      </w:r>
+      <w:r>
+        <w:fldChar w:fldCharType="end"/>
+      </w:r>
       <w:r>
         <w:rPr>
           <w:rFonts w:ascii="Tahoma" w:eastAsia="微软雅黑" w:hAnsi="Tahoma"/>
@@ -25870,7 +26844,7 @@
           <v:shape id="_x0000_i1028" type="#_x0000_t75" style="width:415.2pt;height:55.8pt" o:ole="">
             <v:imagedata r:id="rId110" o:title=""/>
           </v:shape>
-          <o:OLEObject Type="Embed" ProgID="Visio.Drawing.15" ShapeID="_x0000_i1028" DrawAspect="Content" ObjectID="_1831786686" r:id="rId111"/>
+          <o:OLEObject Type="Embed" ProgID="Visio.Drawing.15" ShapeID="_x0000_i1028" DrawAspect="Content" ObjectID="_1832857078" r:id="rId111"/>
         </w:object>
       </w:r>
     </w:p>
@@ -26029,7 +27003,25 @@
           <w:kern w:val="0"/>
           <w:sz w:val="22"/>
         </w:rPr>
-        <w:t>环收缩后，需要立即闪一下。</w:t>
+        <w:t>环收缩后，需要立即</w:t>
+      </w:r>
+      <w:proofErr w:type="gramStart"/>
+      <w:r>
+        <w:rPr>
+          <w:rFonts w:ascii="Tahoma" w:eastAsia="微软雅黑" w:hAnsi="Tahoma" w:hint="eastAsia"/>
+          <w:kern w:val="0"/>
+          <w:sz w:val="22"/>
+        </w:rPr>
+        <w:t>闪</w:t>
+      </w:r>
+      <w:proofErr w:type="gramEnd"/>
+      <w:r>
+        <w:rPr>
+          <w:rFonts w:ascii="Tahoma" w:eastAsia="微软雅黑" w:hAnsi="Tahoma" w:hint="eastAsia"/>
+          <w:kern w:val="0"/>
+          <w:sz w:val="22"/>
+        </w:rPr>
+        <w:t>一下。</w:t>
       </w:r>
     </w:p>
     <w:p>
@@ -26582,7 +27574,25 @@
           <w:kern w:val="0"/>
           <w:sz w:val="22"/>
         </w:rPr>
-        <w:t>蓄力时间需要反复调整，要确保音效</w:t>
+        <w:t>蓄</w:t>
+      </w:r>
+      <w:proofErr w:type="gramStart"/>
+      <w:r>
+        <w:rPr>
+          <w:rFonts w:ascii="Tahoma" w:eastAsia="微软雅黑" w:hAnsi="Tahoma" w:hint="eastAsia"/>
+          <w:kern w:val="0"/>
+          <w:sz w:val="22"/>
+        </w:rPr>
+        <w:t>力时间</w:t>
+      </w:r>
+      <w:proofErr w:type="gramEnd"/>
+      <w:r>
+        <w:rPr>
+          <w:rFonts w:ascii="Tahoma" w:eastAsia="微软雅黑" w:hAnsi="Tahoma" w:hint="eastAsia"/>
+          <w:kern w:val="0"/>
+          <w:sz w:val="22"/>
+        </w:rPr>
+        <w:t>需要反复调整，要确保音效</w:t>
       </w:r>
       <w:r>
         <w:rPr>
@@ -26648,7 +27658,25 @@
           <w:kern w:val="0"/>
           <w:sz w:val="22"/>
         </w:rPr>
-        <w:t>环收缩动画指持续</w:t>
+        <w:t>环收缩</w:t>
+      </w:r>
+      <w:proofErr w:type="gramStart"/>
+      <w:r>
+        <w:rPr>
+          <w:rFonts w:ascii="Tahoma" w:eastAsia="微软雅黑" w:hAnsi="Tahoma" w:hint="eastAsia"/>
+          <w:kern w:val="0"/>
+          <w:sz w:val="22"/>
+        </w:rPr>
+        <w:t>动画指</w:t>
+      </w:r>
+      <w:proofErr w:type="gramEnd"/>
+      <w:r>
+        <w:rPr>
+          <w:rFonts w:ascii="Tahoma" w:eastAsia="微软雅黑" w:hAnsi="Tahoma" w:hint="eastAsia"/>
+          <w:kern w:val="0"/>
+          <w:sz w:val="22"/>
+        </w:rPr>
+        <w:t>持续</w:t>
       </w:r>
       <w:r>
         <w:rPr>
@@ -26951,6 +27979,7 @@
         </w:rPr>
         <w:t>要再次打开</w:t>
       </w:r>
+      <w:proofErr w:type="spellStart"/>
       <w:r>
         <w:rPr>
           <w:rFonts w:ascii="Tahoma" w:eastAsia="微软雅黑" w:hAnsi="Tahoma" w:hint="eastAsia"/>
@@ -26959,6 +27988,7 @@
         </w:rPr>
         <w:t>ps</w:t>
       </w:r>
+      <w:proofErr w:type="spellEnd"/>
       <w:r>
         <w:rPr>
           <w:rFonts w:ascii="Tahoma" w:eastAsia="微软雅黑" w:hAnsi="Tahoma" w:hint="eastAsia"/>
@@ -27331,7 +28361,27 @@
           <w:kern w:val="0"/>
           <w:sz w:val="22"/>
         </w:rPr>
-        <w:t>避免在配置时绕晕自己的设计逻辑</w:t>
+        <w:t>避免在配置</w:t>
+      </w:r>
+      <w:proofErr w:type="gramStart"/>
+      <w:r>
+        <w:rPr>
+          <w:rFonts w:ascii="Tahoma" w:eastAsia="微软雅黑" w:hAnsi="Tahoma" w:hint="eastAsia"/>
+          <w:color w:val="0070C0"/>
+          <w:kern w:val="0"/>
+          <w:sz w:val="22"/>
+        </w:rPr>
+        <w:t>时绕晕自己</w:t>
+      </w:r>
+      <w:proofErr w:type="gramEnd"/>
+      <w:r>
+        <w:rPr>
+          <w:rFonts w:ascii="Tahoma" w:eastAsia="微软雅黑" w:hAnsi="Tahoma" w:hint="eastAsia"/>
+          <w:color w:val="0070C0"/>
+          <w:kern w:val="0"/>
+          <w:sz w:val="22"/>
+        </w:rPr>
+        <w:t>的设计逻辑</w:t>
       </w:r>
       <w:r>
         <w:rPr>
@@ -27490,6 +28540,7 @@
         </w:rPr>
         <w:t>◆</w:t>
       </w:r>
+      <w:proofErr w:type="spellStart"/>
       <w:r>
         <w:rPr>
           <w:rFonts w:ascii="Tahoma" w:eastAsia="微软雅黑" w:hAnsi="Tahoma"/>
@@ -27522,6 +28573,7 @@
         </w:rPr>
         <w:t>Surround</w:t>
       </w:r>
+      <w:proofErr w:type="spellEnd"/>
       <w:r>
         <w:rPr>
           <w:rFonts w:ascii="Tahoma" w:eastAsia="微软雅黑" w:hAnsi="Tahoma"/>
@@ -28089,7 +29141,25 @@
           <w:kern w:val="0"/>
           <w:sz w:val="22"/>
         </w:rPr>
-        <w:t>由于环绕球无法直接绑定，所以思路改进为：</w:t>
+        <w:t>由于环绕</w:t>
+      </w:r>
+      <w:proofErr w:type="gramStart"/>
+      <w:r>
+        <w:rPr>
+          <w:rFonts w:ascii="Tahoma" w:eastAsia="微软雅黑" w:hAnsi="Tahoma" w:hint="eastAsia"/>
+          <w:kern w:val="0"/>
+          <w:sz w:val="22"/>
+        </w:rPr>
+        <w:t>球无法</w:t>
+      </w:r>
+      <w:proofErr w:type="gramEnd"/>
+      <w:r>
+        <w:rPr>
+          <w:rFonts w:ascii="Tahoma" w:eastAsia="微软雅黑" w:hAnsi="Tahoma" w:hint="eastAsia"/>
+          <w:kern w:val="0"/>
+          <w:sz w:val="22"/>
+        </w:rPr>
+        <w:t>直接绑定，所以思路改进为：</w:t>
       </w:r>
     </w:p>
     <w:p>
@@ -28267,6 +29337,7 @@
         </w:rPr>
         <w:t>◆</w:t>
       </w:r>
+      <w:proofErr w:type="spellStart"/>
       <w:r>
         <w:rPr>
           <w:rFonts w:ascii="Tahoma" w:eastAsia="微软雅黑" w:hAnsi="Tahoma"/>
@@ -28275,6 +29346,7 @@
         </w:rPr>
         <w:t>Drill_AnimationSurround</w:t>
       </w:r>
+      <w:proofErr w:type="spellEnd"/>
       <w:r>
         <w:rPr>
           <w:rFonts w:ascii="Tahoma" w:eastAsia="微软雅黑" w:hAnsi="Tahoma"/>
@@ -28349,6 +29421,7 @@
         </w:rPr>
         <w:t>◆</w:t>
       </w:r>
+      <w:proofErr w:type="spellStart"/>
       <w:r>
         <w:rPr>
           <w:rFonts w:ascii="Tahoma" w:eastAsia="微软雅黑" w:hAnsi="Tahoma"/>
@@ -28357,6 +29430,7 @@
         </w:rPr>
         <w:t>Drill_AnimationInParallel</w:t>
       </w:r>
+      <w:proofErr w:type="spellEnd"/>
       <w:r>
         <w:rPr>
           <w:rFonts w:ascii="Tahoma" w:eastAsia="微软雅黑" w:hAnsi="Tahoma"/>
@@ -28431,6 +29505,7 @@
         </w:rPr>
         <w:t>◆</w:t>
       </w:r>
+      <w:proofErr w:type="spellStart"/>
       <w:r>
         <w:rPr>
           <w:rFonts w:ascii="Tahoma" w:eastAsia="微软雅黑" w:hAnsi="Tahoma"/>
@@ -28439,6 +29514,7 @@
         </w:rPr>
         <w:t>Drill_AnimationInState</w:t>
       </w:r>
+      <w:proofErr w:type="spellEnd"/>
       <w:r>
         <w:rPr>
           <w:rFonts w:ascii="Tahoma" w:eastAsia="微软雅黑" w:hAnsi="Tahoma"/>
@@ -28703,8 +29779,18 @@
           <w:kern w:val="0"/>
           <w:sz w:val="22"/>
         </w:rPr>
-        <w:t>/img</w:t>
-      </w:r>
+        <w:t>/</w:t>
+      </w:r>
+      <w:proofErr w:type="spellStart"/>
+      <w:r>
+        <w:rPr>
+          <w:rFonts w:ascii="Tahoma" w:eastAsia="微软雅黑" w:hAnsi="Tahoma" w:hint="eastAsia"/>
+          <w:kern w:val="0"/>
+          <w:sz w:val="22"/>
+        </w:rPr>
+        <w:t>img</w:t>
+      </w:r>
+      <w:proofErr w:type="spellEnd"/>
       <w:r>
         <w:rPr>
           <w:rFonts w:ascii="Tahoma" w:eastAsia="微软雅黑" w:hAnsi="Tahoma"/>
@@ -28933,16 +30019,44 @@
           <w:kern w:val="0"/>
           <w:sz w:val="22"/>
         </w:rPr>
-        <w:t>/img/</w:t>
-      </w:r>
-      <w:r>
-        <w:rPr>
-          <w:rFonts w:ascii="Tahoma" w:eastAsia="微软雅黑" w:hAnsi="Tahoma"/>
-          <w:kern w:val="0"/>
-          <w:sz w:val="22"/>
-        </w:rPr>
-        <w:t>Special__anim</w:t>
-      </w:r>
+        <w:t>/</w:t>
+      </w:r>
+      <w:proofErr w:type="spellStart"/>
+      <w:r>
+        <w:rPr>
+          <w:rFonts w:ascii="Tahoma" w:eastAsia="微软雅黑" w:hAnsi="Tahoma"/>
+          <w:kern w:val="0"/>
+          <w:sz w:val="22"/>
+        </w:rPr>
+        <w:t>img</w:t>
+      </w:r>
+      <w:proofErr w:type="spellEnd"/>
+      <w:r>
+        <w:rPr>
+          <w:rFonts w:ascii="Tahoma" w:eastAsia="微软雅黑" w:hAnsi="Tahoma"/>
+          <w:kern w:val="0"/>
+          <w:sz w:val="22"/>
+        </w:rPr>
+        <w:t>/</w:t>
+      </w:r>
+      <w:r>
+        <w:rPr>
+          <w:rFonts w:ascii="Tahoma" w:eastAsia="微软雅黑" w:hAnsi="Tahoma"/>
+          <w:kern w:val="0"/>
+          <w:sz w:val="22"/>
+        </w:rPr>
+        <w:t>Special__</w:t>
+      </w:r>
+      <w:proofErr w:type="spellStart"/>
+      <w:r>
+        <w:rPr>
+          <w:rFonts w:ascii="Tahoma" w:eastAsia="微软雅黑" w:hAnsi="Tahoma"/>
+          <w:kern w:val="0"/>
+          <w:sz w:val="22"/>
+        </w:rPr>
+        <w:t>anim</w:t>
+      </w:r>
+      <w:proofErr w:type="spellEnd"/>
       <w:r>
         <w:rPr>
           <w:rFonts w:ascii="Tahoma" w:eastAsia="微软雅黑" w:hAnsi="Tahoma"/>
@@ -30934,7 +32048,25 @@
           <w:kern w:val="0"/>
           <w:sz w:val="22"/>
         </w:rPr>
-        <w:t>可以看到小爱丽丝能够正常释放魔法，并出现环绕球了。</w:t>
+        <w:t>可以看到小爱丽</w:t>
+      </w:r>
+      <w:proofErr w:type="gramStart"/>
+      <w:r>
+        <w:rPr>
+          <w:rFonts w:ascii="Tahoma" w:eastAsia="微软雅黑" w:hAnsi="Tahoma" w:hint="eastAsia"/>
+          <w:kern w:val="0"/>
+          <w:sz w:val="22"/>
+        </w:rPr>
+        <w:t>丝能够</w:t>
+      </w:r>
+      <w:proofErr w:type="gramEnd"/>
+      <w:r>
+        <w:rPr>
+          <w:rFonts w:ascii="Tahoma" w:eastAsia="微软雅黑" w:hAnsi="Tahoma" w:hint="eastAsia"/>
+          <w:kern w:val="0"/>
+          <w:sz w:val="22"/>
+        </w:rPr>
+        <w:t>正常释放魔法，并出现环绕球了。</w:t>
       </w:r>
     </w:p>
     <w:p>
@@ -32584,6 +33716,7 @@
       </w:rPr>
       <w:t xml:space="preserve">   </w:t>
     </w:r>
+    <w:proofErr w:type="spellStart"/>
     <w:r>
       <w:rPr>
         <w:rFonts w:ascii="微软雅黑" w:eastAsia="微软雅黑" w:hAnsi="微软雅黑"/>
@@ -32591,6 +33724,7 @@
       </w:rPr>
       <w:t>drill_up</w:t>
     </w:r>
+    <w:proofErr w:type="spellEnd"/>
   </w:p>
   <w:p>
     <w:pPr>
